--- a/Major-front.docx
+++ b/Major-front.docx
@@ -1,6 +1,6 @@
 
 <file path=word/document.xml><?xml version="1.0" encoding="utf-8"?>
-<w:document xmlns:wpc="http://schemas.microsoft.com/office/word/2010/wordprocessingCanvas" xmlns:cx="http://schemas.microsoft.com/office/drawing/2014/chartex" xmlns:cx1="http://schemas.microsoft.com/office/drawing/2015/9/8/chartex" xmlns:cx2="http://schemas.microsoft.com/office/drawing/2015/10/21/chartex" xmlns:cx3="http://schemas.microsoft.com/office/drawing/2016/5/9/chartex" xmlns:cx4="http://schemas.microsoft.com/office/drawing/2016/5/10/chartex" xmlns:cx5="http://schemas.microsoft.com/office/drawing/2016/5/11/chartex" xmlns:cx6="http://schemas.microsoft.com/office/drawing/2016/5/12/chartex" xmlns:cx7="http://schemas.microsoft.com/office/drawing/2016/5/13/chartex" xmlns:cx8="http://schemas.microsoft.com/office/drawing/2016/5/14/chartex" xmlns:mc="http://schemas.openxmlformats.org/markup-compatibility/2006" xmlns:aink="http://schemas.microsoft.com/office/drawing/2016/ink" xmlns:am3d="http://schemas.microsoft.com/office/drawing/2017/model3d" xmlns:o="urn:schemas-microsoft-com:office:office" xmlns:oel="http://schemas.microsoft.com/office/2019/extlst" xmlns:r="http://schemas.openxmlformats.org/officeDocument/2006/relationships" xmlns:m="http://schemas.openxmlformats.org/officeDocument/2006/math" xmlns:v="urn:schemas-microsoft-com:vml" xmlns:wp14="http://schemas.microsoft.com/office/word/2010/wordprocessingDrawing" xmlns:wp="http://schemas.openxmlformats.org/drawingml/2006/wordprocessingDrawing" xmlns:w10="urn:schemas-microsoft-com:office:word" xmlns:w="http://schemas.openxmlformats.org/wordprocessingml/2006/main" xmlns:w14="http://schemas.microsoft.com/office/word/2010/wordml" xmlns:w15="http://schemas.microsoft.com/office/word/2012/wordml" xmlns:w16cex="http://schemas.microsoft.com/office/word/2018/wordml/cex" xmlns:w16cid="http://schemas.microsoft.com/office/word/2016/wordml/cid" xmlns:w16="http://schemas.microsoft.com/office/word/2018/wordml" xmlns:w16du="http://schemas.microsoft.com/office/word/2023/wordml/word16du" xmlns:w16sdtdh="http://schemas.microsoft.com/office/word/2020/wordml/sdtdatahash" xmlns:w16sdtfl="http://schemas.microsoft.com/office/word/2024/wordml/sdtformatlock" xmlns:w16se="http://schemas.microsoft.com/office/word/2015/wordml/symex" xmlns:wpg="http://schemas.microsoft.com/office/word/2010/wordprocessingGroup" xmlns:wpi="http://schemas.microsoft.com/office/word/2010/wordprocessingInk" xmlns:wne="http://schemas.microsoft.com/office/word/2006/wordml" xmlns:wps="http://schemas.microsoft.com/office/word/2010/wordprocessingShape" mc:Ignorable="w14 w15 w16se w16cid w16 w16cex w16sdtdh w16sdtfl w16du wp14">
+<w:document xmlns:wpc="http://schemas.microsoft.com/office/word/2010/wordprocessingCanvas" xmlns:cx="http://schemas.microsoft.com/office/drawing/2014/chartex" xmlns:cx1="http://schemas.microsoft.com/office/drawing/2015/9/8/chartex" xmlns:cx2="http://schemas.microsoft.com/office/drawing/2015/10/21/chartex" xmlns:cx3="http://schemas.microsoft.com/office/drawing/2016/5/9/chartex" xmlns:cx4="http://schemas.microsoft.com/office/drawing/2016/5/10/chartex" xmlns:cx5="http://schemas.microsoft.com/office/drawing/2016/5/11/chartex" xmlns:cx6="http://schemas.microsoft.com/office/drawing/2016/5/12/chartex" xmlns:cx7="http://schemas.microsoft.com/office/drawing/2016/5/13/chartex" xmlns:cx8="http://schemas.microsoft.com/office/drawing/2016/5/14/chartex" xmlns:mc="http://schemas.openxmlformats.org/markup-compatibility/2006" xmlns:aink="http://schemas.microsoft.com/office/drawing/2016/ink" xmlns:am3d="http://schemas.microsoft.com/office/drawing/2017/model3d" xmlns:o="urn:schemas-microsoft-com:office:office" xmlns:oel="http://schemas.microsoft.com/office/2019/extlst" xmlns:r="http://schemas.openxmlformats.org/officeDocument/2006/relationships" xmlns:m="http://schemas.openxmlformats.org/officeDocument/2006/math" xmlns:v="urn:schemas-microsoft-com:vml" xmlns:wp14="http://schemas.microsoft.com/office/word/2010/wordprocessingDrawing" xmlns:wp="http://schemas.openxmlformats.org/drawingml/2006/wordprocessingDrawing" xmlns:w10="urn:schemas-microsoft-com:office:word" xmlns:w="http://schemas.openxmlformats.org/wordprocessingml/2006/main" xmlns:w14="http://schemas.microsoft.com/office/word/2010/wordml" xmlns:w15="http://schemas.microsoft.com/office/word/2012/wordml" xmlns:w16cex="http://schemas.microsoft.com/office/word/2018/wordml/cex" xmlns:w16cid="http://schemas.microsoft.com/office/word/2016/wordml/cid" xmlns:w16="http://schemas.microsoft.com/office/word/2018/wordml" xmlns:w16du="http://schemas.microsoft.com/office/word/2023/wordml/word16du" xmlns:w16sdtdh="http://schemas.microsoft.com/office/word/2020/wordml/sdtdatahash" xmlns:w16sdtfl="http://schemas.microsoft.com/office/word/2024/wordml/sdtformatlock" xmlns:w16se="http://schemas.microsoft.com/office/word/2015/wordml/symex" xmlns:wpg="http://schemas.microsoft.com/office/word/2010/wordprocessingGroup" xmlns:wpi="http://schemas.microsoft.com/office/word/2010/wordprocessingInk" xmlns:wne="http://schemas.microsoft.com/office/word/2006/wordml" xmlns:wps="http://schemas.microsoft.com/office/word/2010/wordprocessingShape" xmlns:a="http://schemas.openxmlformats.org/drawingml/2006/main" xmlns:pic="http://schemas.openxmlformats.org/drawingml/2006/picture" xmlns:a14="http://schemas.microsoft.com/office/drawing/2010/main" mc:Ignorable="w14 w15 w16se w16cid w16 w16cex w16sdtdh w16sdtfl w16du wp14">
   <w:body>
     <w:p>
       <w:pPr>
@@ -166,205 +166,219 @@
       </w:pPr>
       <w:r>
         <w:rPr>
+          <w:b w:val="1"/>
+          <w:bCs w:val="1"/>
+          <w:sz w:val="32"/>
+          <w:szCs w:val="32"/>
+        </w:rPr>
+        <w:t>on</w:t>
+      </w:r>
+    </w:p>
+    <w:p>
+      <w:pPr>
+        <w:pStyle w:val="Normal"/>
+        <w:spacing w:before="120" w:after="240"/>
+        <w:jc w:val="center"/>
+      </w:pPr>
+      <w:r>
+        <w:rPr>
+          <w:rFonts w:ascii="Times New Roman" w:hAnsi="Times New Roman" w:eastAsia="Times New Roman" w:cs="Times New Roman"/>
+          <w:b w:val="1"/>
+          <w:bCs w:val="1"/>
+          <w:noProof w:val="0"/>
+          <w:sz w:val="32"/>
+          <w:szCs w:val="32"/>
+          <w:lang w:val="en-US"/>
+        </w:rPr>
+        <w:t>DocsGPT: AI-Powered Document Question Answering System</w:t>
+      </w:r>
+    </w:p>
+    <w:p>
+      <w:pPr>
+        <w:spacing w:before="120" w:after="240"/>
+        <w:jc w:val="center"/>
+        <w:rPr>
+          <w:sz w:val="28"/>
+          <w:szCs w:val="28"/>
+        </w:rPr>
+      </w:pPr>
+      <w:r>
+        <w:rPr>
+          <w:b/>
+          <w:bCs/>
+          <w:sz w:val="28"/>
+          <w:szCs w:val="28"/>
+        </w:rPr>
+        <w:t>MCA491P</w:t>
+      </w:r>
+    </w:p>
+    <w:p>
+      <w:pPr>
+        <w:spacing w:before="100" w:after="100"/>
+      </w:pPr>
+    </w:p>
+    <w:p>
+      <w:pPr>
+        <w:spacing w:before="120" w:after="120"/>
+        <w:jc w:val="center"/>
+        <w:rPr>
+          <w:sz w:val="32"/>
+          <w:szCs w:val="32"/>
+        </w:rPr>
+      </w:pPr>
+      <w:r>
+        <w:rPr>
+          <w:sz w:val="32"/>
+          <w:szCs w:val="32"/>
+        </w:rPr>
+        <w:t>Submitted by</w:t>
+      </w:r>
+    </w:p>
+    <w:p>
+      <w:pPr>
+        <w:pStyle w:val="Normal"/>
+        <w:suppressLineNumbers w:val="0"/>
+        <w:bidi w:val="0"/>
+        <w:spacing w:before="120" w:beforeAutospacing="off" w:after="120" w:afterAutospacing="off" w:line="240" w:lineRule="auto"/>
+        <w:ind w:left="0" w:right="0"/>
+        <w:jc w:val="center"/>
+      </w:pPr>
+      <w:r>
+        <w:rPr>
+          <w:b w:val="1"/>
+          <w:bCs w:val="1"/>
+          <w:sz w:val="28"/>
+          <w:szCs w:val="28"/>
+        </w:rPr>
+        <w:t>Pavan Mahantesh Kurubar</w:t>
+      </w:r>
+    </w:p>
+    <w:p>
+      <w:pPr>
+        <w:spacing w:before="120" w:after="120"/>
+        <w:jc w:val="center"/>
+        <w:rPr>
+          <w:sz w:val="28"/>
+          <w:szCs w:val="28"/>
+        </w:rPr>
+      </w:pPr>
+      <w:r>
+        <w:rPr>
+          <w:b w:val="1"/>
+          <w:bCs w:val="1"/>
+          <w:sz w:val="28"/>
+          <w:szCs w:val="28"/>
+        </w:rPr>
+        <w:t>USN: 1RV24MC0</w:t>
+      </w:r>
+      <w:r>
+        <w:rPr>
+          <w:b w:val="1"/>
+          <w:bCs w:val="1"/>
+          <w:sz w:val="28"/>
+          <w:szCs w:val="28"/>
+        </w:rPr>
+        <w:t>72</w:t>
+      </w:r>
+    </w:p>
+    <w:p>
+      <w:pPr>
+        <w:spacing w:before="100" w:after="100"/>
+        <w:rPr>
+          <w:sz w:val="22"/>
+          <w:szCs w:val="22"/>
+        </w:rPr>
+      </w:pPr>
+    </w:p>
+    <w:p>
+      <w:pPr>
+        <w:spacing w:before="120" w:after="120"/>
+        <w:jc w:val="center"/>
+        <w:rPr>
           <w:b/>
           <w:bCs/>
           <w:sz w:val="32"/>
           <w:szCs w:val="32"/>
         </w:rPr>
-        <w:t>on</w:t>
-      </w:r>
-    </w:p>
-    <w:p>
-      <w:pPr>
-        <w:spacing w:before="120" w:after="240"/>
-        <w:jc w:val="center"/>
+      </w:pPr>
+      <w:r>
         <w:rPr>
           <w:b/>
           <w:bCs/>
           <w:sz w:val="32"/>
           <w:szCs w:val="32"/>
-          <w:lang w:val="en-US"/>
-        </w:rPr>
-      </w:pPr>
-      <w:r>
+        </w:rPr>
+        <w:t>Under the Guidance</w:t>
+      </w:r>
+    </w:p>
+    <w:p>
+      <w:pPr>
+        <w:spacing w:before="120" w:after="120"/>
+        <w:jc w:val="center"/>
         <w:rPr>
           <w:b/>
           <w:bCs/>
           <w:sz w:val="32"/>
           <w:szCs w:val="32"/>
-          <w:lang w:val="en-US"/>
-        </w:rPr>
-        <w:t>MULTI-AGENT RETRIEVAL AUGMENTED GENERATION SYSTEM FOR ACADEMIC RESEARCH AUTOMATION</w:t>
-      </w:r>
-    </w:p>
-    <w:p>
-      <w:pPr>
-        <w:spacing w:before="120" w:after="240"/>
-        <w:jc w:val="center"/>
-        <w:rPr>
-          <w:sz w:val="28"/>
-          <w:szCs w:val="28"/>
-        </w:rPr>
-      </w:pPr>
-      <w:r>
-        <w:rPr>
-          <w:b/>
-          <w:bCs/>
-          <w:sz w:val="28"/>
-          <w:szCs w:val="28"/>
-        </w:rPr>
-        <w:t>MCA491P</w:t>
-      </w:r>
-    </w:p>
-    <w:p>
-      <w:pPr>
-        <w:spacing w:before="100" w:after="100"/>
-      </w:pPr>
-    </w:p>
-    <w:p>
-      <w:pPr>
-        <w:spacing w:before="120" w:after="120"/>
-        <w:jc w:val="center"/>
-        <w:rPr>
+        </w:rPr>
+      </w:pPr>
+      <w:r>
+        <w:rPr>
+          <w:b w:val="1"/>
+          <w:bCs w:val="1"/>
           <w:sz w:val="32"/>
           <w:szCs w:val="32"/>
         </w:rPr>
-      </w:pPr>
-      <w:r>
-        <w:rPr>
-          <w:sz w:val="32"/>
-          <w:szCs w:val="32"/>
-        </w:rPr>
-        <w:t>Submitted by</w:t>
-      </w:r>
-    </w:p>
-    <w:p>
-      <w:pPr>
-        <w:spacing w:before="120" w:after="120"/>
+        <w:t>of</w:t>
+      </w:r>
+    </w:p>
+    <w:p>
+      <w:pPr>
+        <w:pStyle w:val="Normal"/>
+        <w:suppressLineNumbers w:val="0"/>
+        <w:bidi w:val="0"/>
+        <w:spacing w:before="0" w:beforeAutospacing="off" w:after="0" w:afterAutospacing="off" w:line="240" w:lineRule="auto"/>
+        <w:ind w:left="0" w:right="0"/>
         <w:jc w:val="center"/>
-        <w:rPr>
-          <w:sz w:val="28"/>
-          <w:szCs w:val="28"/>
-        </w:rPr>
-      </w:pPr>
-      <w:r>
-        <w:rPr>
-          <w:b/>
-          <w:bCs/>
-          <w:sz w:val="28"/>
-          <w:szCs w:val="28"/>
-        </w:rPr>
-        <w:t>Chandan Athreya S</w:t>
-      </w:r>
-    </w:p>
-    <w:p>
-      <w:pPr>
-        <w:spacing w:before="120" w:after="120"/>
-        <w:jc w:val="center"/>
-        <w:rPr>
-          <w:sz w:val="28"/>
-          <w:szCs w:val="28"/>
-        </w:rPr>
-      </w:pPr>
-      <w:r>
-        <w:rPr>
-          <w:b/>
-          <w:bCs/>
-          <w:sz w:val="28"/>
-          <w:szCs w:val="28"/>
-        </w:rPr>
-        <w:t>USN: 1RV24MC024</w:t>
-      </w:r>
-    </w:p>
-    <w:p>
-      <w:pPr>
-        <w:spacing w:before="100" w:after="100"/>
-        <w:rPr>
-          <w:sz w:val="22"/>
-          <w:szCs w:val="22"/>
-        </w:rPr>
-      </w:pPr>
-    </w:p>
-    <w:p>
-      <w:pPr>
-        <w:spacing w:before="120" w:after="120"/>
-        <w:jc w:val="center"/>
-        <w:rPr>
-          <w:b/>
-          <w:bCs/>
-          <w:sz w:val="32"/>
-          <w:szCs w:val="32"/>
-        </w:rPr>
-      </w:pPr>
-      <w:r>
-        <w:rPr>
-          <w:b/>
-          <w:bCs/>
-          <w:sz w:val="32"/>
-          <w:szCs w:val="32"/>
-        </w:rPr>
-        <w:t>Under the Guidance</w:t>
-      </w:r>
-    </w:p>
-    <w:p>
-      <w:pPr>
-        <w:spacing w:before="120" w:after="120"/>
-        <w:jc w:val="center"/>
-        <w:rPr>
-          <w:b/>
-          <w:bCs/>
-          <w:sz w:val="32"/>
-          <w:szCs w:val="32"/>
-        </w:rPr>
-      </w:pPr>
-      <w:r>
-        <w:rPr>
-          <w:b/>
-          <w:bCs/>
-          <w:sz w:val="32"/>
-          <w:szCs w:val="32"/>
-        </w:rPr>
-        <w:t>of</w:t>
-      </w:r>
-    </w:p>
-    <w:p>
-      <w:pPr>
-        <w:jc w:val="center"/>
-        <w:rPr>
-          <w:b/>
-          <w:bCs/>
+      </w:pPr>
+      <w:r>
+        <w:rPr>
+          <w:b w:val="1"/>
+          <w:bCs w:val="1"/>
           <w:sz w:val="26"/>
           <w:szCs w:val="26"/>
         </w:rPr>
-      </w:pPr>
-      <w:r>
-        <w:rPr>
-          <w:b/>
-          <w:bCs/>
+        <w:t>DR. B H CHANDRASHEKHAR</w:t>
+      </w:r>
+    </w:p>
+    <w:p>
+      <w:pPr>
+        <w:pStyle w:val="Normal"/>
+        <w:jc w:val="center"/>
+        <w:rPr>
+          <w:rFonts w:ascii="Times New Roman" w:hAnsi="Times New Roman" w:eastAsia="Times New Roman" w:cs="Times New Roman"/>
+          <w:noProof w:val="0"/>
           <w:sz w:val="26"/>
           <w:szCs w:val="26"/>
-        </w:rPr>
-        <w:t>Prof. Savita Sheelavant</w:t>
-      </w:r>
-    </w:p>
-    <w:p>
-      <w:pPr>
-        <w:jc w:val="center"/>
-        <w:rPr>
-          <w:b/>
-          <w:bCs/>
+          <w:lang w:val="en-IN"/>
+        </w:rPr>
+      </w:pPr>
+      <w:r>
+        <w:rPr>
+          <w:rFonts w:ascii="Times New Roman" w:hAnsi="Times New Roman" w:eastAsia="Times New Roman" w:cs="Times New Roman"/>
+          <w:b w:val="1"/>
+          <w:bCs w:val="1"/>
+          <w:i w:val="0"/>
+          <w:iCs w:val="0"/>
+          <w:caps w:val="0"/>
+          <w:smallCaps w:val="0"/>
+          <w:noProof w:val="0"/>
+          <w:color w:val="000000" w:themeColor="text1" w:themeTint="FF" w:themeShade="FF"/>
           <w:sz w:val="26"/>
           <w:szCs w:val="26"/>
-        </w:rPr>
-      </w:pPr>
-      <w:r>
-        <w:rPr>
-          <w:b/>
-          <w:bCs/>
-          <w:sz w:val="26"/>
-          <w:szCs w:val="26"/>
-        </w:rPr>
-        <w:t>Assistant Professor</w:t>
+          <w:lang w:val="en-IN"/>
+        </w:rPr>
+        <w:t>Associate Professor</w:t>
       </w:r>
     </w:p>
     <w:p>
@@ -625,7 +639,7 @@
       </w:pPr>
       <w:r>
         <w:rPr>
-          <w:rFonts w:ascii="Times New Roman" w:eastAsia="Times New Roman" w:hAnsi="Times New Roman" w:cs="Times New Roman"/>
+          <w:rFonts w:ascii="Times New Roman" w:hAnsi="Times New Roman" w:eastAsia="Times New Roman" w:cs="Times New Roman"/>
           <w:b/>
           <w:bCs/>
           <w:color w:val="auto"/>
@@ -643,22 +657,75 @@
     </w:p>
     <w:p>
       <w:pPr>
+        <w:pStyle w:val="Normal"/>
         <w:spacing w:before="120" w:after="120" w:line="360" w:lineRule="auto"/>
         <w:jc w:val="both"/>
       </w:pPr>
       <w:r>
-        <w:t>Certified that the project work titled "</w:t>
-      </w:r>
-      <w:r>
-        <w:rPr>
-          <w:b/>
-          <w:bCs/>
-          <w:lang w:val="en-US"/>
-        </w:rPr>
-        <w:t>Multi-Agent Retrieval Augmented Generation System for Academic Research Automation</w:t>
-      </w:r>
-      <w:r>
-        <w:t>", carried out by Chandan Athreya S, USN: 1RV24MC024, a bonafide student, submitted in partial fulfilment for the award of Master of Computer Applications of RV College of Engineering</w:t>
+        <w:rPr/>
+        <w:t xml:space="preserve">Certified that the project work titled </w:t>
+      </w:r>
+      <w:r>
+        <w:rPr>
+          <w:b w:val="1"/>
+          <w:bCs w:val="1"/>
+        </w:rPr>
+        <w:t>"</w:t>
+      </w:r>
+      <w:r>
+        <w:rPr>
+          <w:rFonts w:ascii="Times New Roman" w:hAnsi="Times New Roman" w:eastAsia="Times New Roman" w:cs="Times New Roman"/>
+          <w:b w:val="1"/>
+          <w:bCs w:val="1"/>
+          <w:noProof w:val="0"/>
+          <w:sz w:val="24"/>
+          <w:szCs w:val="24"/>
+          <w:lang w:val="en-IN"/>
+        </w:rPr>
+        <w:t>DocsGPT</w:t>
+      </w:r>
+      <w:r>
+        <w:rPr>
+          <w:rFonts w:ascii="Times New Roman" w:hAnsi="Times New Roman" w:eastAsia="Times New Roman" w:cs="Times New Roman"/>
+          <w:b w:val="1"/>
+          <w:bCs w:val="1"/>
+          <w:noProof w:val="0"/>
+          <w:sz w:val="24"/>
+          <w:szCs w:val="24"/>
+          <w:lang w:val="en-IN"/>
+        </w:rPr>
+        <w:t>: AI-Powered Document Question Answering System</w:t>
+      </w:r>
+      <w:r>
+        <w:rPr>
+          <w:b w:val="1"/>
+          <w:bCs w:val="1"/>
+        </w:rPr>
+        <w:t>"</w:t>
+      </w:r>
+      <w:r>
+        <w:rPr/>
+        <w:t xml:space="preserve">, carried out by </w:t>
+      </w:r>
+      <w:r>
+        <w:rPr/>
+        <w:t>Pavan Mahantesh Kurubar</w:t>
+      </w:r>
+      <w:r>
+        <w:rPr/>
+        <w:t>, USN: 1RV24MC0</w:t>
+      </w:r>
+      <w:r>
+        <w:rPr/>
+        <w:t>72</w:t>
+      </w:r>
+      <w:r>
+        <w:rPr/>
+        <w:t xml:space="preserve">, a </w:t>
+      </w:r>
+      <w:r>
+        <w:rPr/>
+        <w:t>bonafide student, submitted in partial fulfilment for the award of Master of Computer Applications of RV College of Engineering</w:t>
       </w:r>
       <w:r>
         <w:rPr>
@@ -667,6 +734,7 @@
         <w:t>®</w:t>
       </w:r>
       <w:r>
+        <w:rPr/>
         <w:t>, Bengaluru, affiliated to Visvesvaraya Technological University, Belagavi, during the year 2025-26. It is certified that all corrections/suggestions indicated for internal assessment have been incorporated in the report deposited in the departmental library. The project report has been approved as it satisfies the academic requirement in respect of project work prescribed for the said degree.</w:t>
       </w:r>
     </w:p>
@@ -702,18 +770,53 @@
           </w:tcPr>
           <w:p>
             <w:pPr>
+              <w:pStyle w:val="Normal"/>
+              <w:suppressLineNumbers w:val="0"/>
+              <w:bidi w:val="0"/>
+              <w:spacing w:before="0" w:beforeAutospacing="off" w:after="0" w:afterAutospacing="off" w:line="240" w:lineRule="auto"/>
+              <w:ind w:left="0" w:right="0"/>
               <w:jc w:val="center"/>
               <w:rPr>
-                <w:b/>
-                <w:bCs/>
+                <w:b w:val="1"/>
+                <w:bCs w:val="1"/>
               </w:rPr>
             </w:pPr>
             <w:r>
               <w:rPr>
-                <w:b/>
-                <w:bCs/>
-              </w:rPr>
-              <w:t>Prof. Savita Sheelavant</w:t>
+                <w:b w:val="1"/>
+                <w:bCs w:val="1"/>
+              </w:rPr>
+              <w:t>Dr. B. H. Chandrashekhar</w:t>
+            </w:r>
+          </w:p>
+          <w:p>
+            <w:pPr>
+              <w:pStyle w:val="Normal"/>
+              <w:jc w:val="center"/>
+              <w:rPr>
+                <w:rFonts w:ascii="Times New Roman" w:hAnsi="Times New Roman" w:eastAsia="Times New Roman" w:cs="Times New Roman"/>
+                <w:noProof w:val="0"/>
+                <w:sz w:val="24"/>
+                <w:szCs w:val="24"/>
+                <w:lang w:val="en-IN"/>
+              </w:rPr>
+            </w:pPr>
+            <w:r>
+              <w:rPr>
+                <w:rFonts w:ascii="Times New Roman" w:hAnsi="Times New Roman" w:eastAsia="Times New Roman" w:cs="Times New Roman"/>
+                <w:b w:val="0"/>
+                <w:bCs w:val="0"/>
+                <w:i w:val="0"/>
+                <w:iCs w:val="0"/>
+                <w:caps w:val="0"/>
+                <w:smallCaps w:val="0"/>
+                <w:noProof w:val="0"/>
+                <w:color w:val="000000" w:themeColor="text1" w:themeTint="FF" w:themeShade="FF"/>
+                <w:sz w:val="26"/>
+                <w:szCs w:val="26"/>
+                <w:lang w:val="en-IN"/>
+              </w:rPr>
+              <w:t>Associate Professor</w:t>
             </w:r>
           </w:p>
           <w:p>
@@ -721,7 +824,11 @@
               <w:jc w:val="center"/>
             </w:pPr>
             <w:r>
-              <w:t>Assistant Professor</w:t>
+              <w:rPr>
+                <w:sz w:val="22"/>
+                <w:szCs w:val="22"/>
+              </w:rPr>
+              <w:t>Department of MCA</w:t>
             </w:r>
           </w:p>
           <w:p>
@@ -733,44 +840,44 @@
                 <w:sz w:val="22"/>
                 <w:szCs w:val="22"/>
               </w:rPr>
-              <w:t>Department of MCA</w:t>
-            </w:r>
-          </w:p>
+              <w:t>RVCE, Bengaluru-59</w:t>
+            </w:r>
+          </w:p>
+        </w:tc>
+        <w:tc>
+          <w:tcPr>
+            <w:tcW w:w="3120" w:type="dxa"/>
+            <w:tcMar>
+              <w:top w:w="80" w:type="dxa"/>
+              <w:left w:w="120" w:type="dxa"/>
+              <w:bottom w:w="80" w:type="dxa"/>
+              <w:right w:w="120" w:type="dxa"/>
+            </w:tcMar>
+          </w:tcPr>
           <w:p>
             <w:pPr>
               <w:jc w:val="center"/>
             </w:pPr>
             <w:r>
               <w:rPr>
-                <w:sz w:val="22"/>
-                <w:szCs w:val="22"/>
-              </w:rPr>
-              <w:t>RVCE, Bengaluru-59</w:t>
-            </w:r>
-          </w:p>
-        </w:tc>
-        <w:tc>
-          <w:tcPr>
-            <w:tcW w:w="3120" w:type="dxa"/>
-            <w:tcMar>
-              <w:top w:w="80" w:type="dxa"/>
-              <w:left w:w="120" w:type="dxa"/>
-              <w:bottom w:w="80" w:type="dxa"/>
-              <w:right w:w="120" w:type="dxa"/>
-            </w:tcMar>
-          </w:tcPr>
+                <w:b/>
+                <w:bCs/>
+                <w:sz w:val="22"/>
+                <w:szCs w:val="22"/>
+              </w:rPr>
+              <w:t>Dr. Jasmine K S</w:t>
+            </w:r>
+          </w:p>
           <w:p>
             <w:pPr>
               <w:jc w:val="center"/>
             </w:pPr>
             <w:r>
               <w:rPr>
-                <w:b/>
-                <w:bCs/>
-                <w:sz w:val="22"/>
-                <w:szCs w:val="22"/>
-              </w:rPr>
-              <w:t>Dr. Jasmine K S</w:t>
+                <w:sz w:val="22"/>
+                <w:szCs w:val="22"/>
+              </w:rPr>
+              <w:t>Assoc. Professor &amp; Director</w:t>
             </w:r>
           </w:p>
           <w:p>
@@ -782,7 +889,7 @@
                 <w:sz w:val="22"/>
                 <w:szCs w:val="22"/>
               </w:rPr>
-              <w:t>Assoc. Professor &amp; Director</w:t>
+              <w:t>Department of MCA</w:t>
             </w:r>
           </w:p>
           <w:p>
@@ -794,44 +901,44 @@
                 <w:sz w:val="22"/>
                 <w:szCs w:val="22"/>
               </w:rPr>
-              <w:t>Department of MCA</w:t>
-            </w:r>
-          </w:p>
+              <w:t>RVCE, Bengaluru-59</w:t>
+            </w:r>
+          </w:p>
+        </w:tc>
+        <w:tc>
+          <w:tcPr>
+            <w:tcW w:w="3120" w:type="dxa"/>
+            <w:tcMar>
+              <w:top w:w="80" w:type="dxa"/>
+              <w:left w:w="120" w:type="dxa"/>
+              <w:bottom w:w="80" w:type="dxa"/>
+              <w:right w:w="120" w:type="dxa"/>
+            </w:tcMar>
+          </w:tcPr>
           <w:p>
             <w:pPr>
               <w:jc w:val="center"/>
             </w:pPr>
             <w:r>
               <w:rPr>
-                <w:sz w:val="22"/>
-                <w:szCs w:val="22"/>
-              </w:rPr>
-              <w:t>RVCE, Bengaluru-59</w:t>
-            </w:r>
-          </w:p>
-        </w:tc>
-        <w:tc>
-          <w:tcPr>
-            <w:tcW w:w="3120" w:type="dxa"/>
-            <w:tcMar>
-              <w:top w:w="80" w:type="dxa"/>
-              <w:left w:w="120" w:type="dxa"/>
-              <w:bottom w:w="80" w:type="dxa"/>
-              <w:right w:w="120" w:type="dxa"/>
-            </w:tcMar>
-          </w:tcPr>
+                <w:b/>
+                <w:bCs/>
+                <w:sz w:val="22"/>
+                <w:szCs w:val="22"/>
+              </w:rPr>
+              <w:t>Dr. K. N. Subramanya</w:t>
+            </w:r>
+          </w:p>
           <w:p>
             <w:pPr>
               <w:jc w:val="center"/>
             </w:pPr>
             <w:r>
               <w:rPr>
-                <w:b/>
-                <w:bCs/>
-                <w:sz w:val="22"/>
-                <w:szCs w:val="22"/>
-              </w:rPr>
-              <w:t>Dr. K. N. Subramanya</w:t>
+                <w:sz w:val="22"/>
+                <w:szCs w:val="22"/>
+              </w:rPr>
+              <w:t>Principal</w:t>
             </w:r>
           </w:p>
           <w:p>
@@ -843,7 +950,7 @@
                 <w:sz w:val="22"/>
                 <w:szCs w:val="22"/>
               </w:rPr>
-              <w:t>Principal</w:t>
+              <w:t>RVCE</w:t>
             </w:r>
           </w:p>
           <w:p>
@@ -855,18 +962,6 @@
                 <w:sz w:val="22"/>
                 <w:szCs w:val="22"/>
               </w:rPr>
-              <w:t>RVCE</w:t>
-            </w:r>
-          </w:p>
-          <w:p>
-            <w:pPr>
-              <w:jc w:val="center"/>
-            </w:pPr>
-            <w:r>
-              <w:rPr>
-                <w:sz w:val="22"/>
-                <w:szCs w:val="22"/>
-              </w:rPr>
               <w:t>Bengaluru-59</w:t>
             </w:r>
           </w:p>
@@ -950,7 +1045,7 @@
       </w:pPr>
       <w:r>
         <w:rPr>
-          <w:rFonts w:ascii="Times New Roman" w:eastAsia="Times New Roman" w:hAnsi="Times New Roman" w:cs="Times New Roman"/>
+          <w:rFonts w:ascii="Times New Roman" w:hAnsi="Times New Roman" w:eastAsia="Times New Roman" w:cs="Times New Roman"/>
           <w:b/>
           <w:bCs/>
           <w:color w:val="auto"/>
@@ -968,11 +1063,21 @@
     </w:p>
     <w:p>
       <w:pPr>
+        <w:pStyle w:val="Normal"/>
         <w:spacing w:before="120" w:after="120" w:line="360" w:lineRule="auto"/>
         <w:jc w:val="both"/>
       </w:pPr>
       <w:r>
-        <w:t>I, Chandan Athreya S, student of fourth semester, Department of Master of Computer Applications, RV College of Engineering</w:t>
+        <w:rPr/>
+        <w:t xml:space="preserve">I, </w:t>
+      </w:r>
+      <w:r>
+        <w:rPr/>
+        <w:t>Pavan Mahantesh Kurubar</w:t>
+      </w:r>
+      <w:r>
+        <w:rPr/>
+        <w:t>, student of fourth semester, Department of Master of Computer Applications, RV College of Engineering</w:t>
       </w:r>
       <w:r>
         <w:rPr>
@@ -981,18 +1086,62 @@
         <w:t>®</w:t>
       </w:r>
       <w:r>
-        <w:t>, Bengaluru-560059 bearing USN: 1RV24MC024, declare that the Major Project with title "</w:t>
-      </w:r>
-      <w:r>
-        <w:rPr>
-          <w:b/>
-          <w:bCs/>
-          <w:lang w:val="en-US"/>
-        </w:rPr>
-        <w:t>Multi-Agent Retrieval Augmented Generation System for Academic Research Automation</w:t>
-      </w:r>
-      <w:r>
-        <w:t>" has been carried out by me. It has been submitted in partial fulfilment for the award of degree in Master of Computer Applications of RV College of Engineering</w:t>
+        <w:rPr/>
+        <w:t>, Bengaluru-560059 bearing USN: 1RV24MC0</w:t>
+      </w:r>
+      <w:r>
+        <w:rPr/>
+        <w:t>72</w:t>
+      </w:r>
+      <w:r>
+        <w:rPr/>
+        <w:t>, declare that the Major Project wi</w:t>
+      </w:r>
+      <w:r>
+        <w:rPr/>
+        <w:t>th titl</w:t>
+      </w:r>
+      <w:r>
+        <w:rPr/>
+        <w:t xml:space="preserve">e </w:t>
+      </w:r>
+      <w:r>
+        <w:rPr>
+          <w:b w:val="1"/>
+          <w:bCs w:val="1"/>
+        </w:rPr>
+        <w:t>"</w:t>
+      </w:r>
+      <w:r>
+        <w:rPr>
+          <w:rFonts w:ascii="Times New Roman" w:hAnsi="Times New Roman" w:eastAsia="Times New Roman" w:cs="Times New Roman"/>
+          <w:b w:val="1"/>
+          <w:bCs w:val="1"/>
+          <w:noProof w:val="0"/>
+          <w:sz w:val="24"/>
+          <w:szCs w:val="24"/>
+          <w:lang w:val="en-IN"/>
+        </w:rPr>
+        <w:t>DocsGPT: AI-Powered Document Question Answering System</w:t>
+      </w:r>
+      <w:r>
+        <w:rPr>
+          <w:b w:val="1"/>
+          <w:bCs w:val="1"/>
+        </w:rPr>
+        <w:t>"</w:t>
+      </w:r>
+      <w:r>
+        <w:rPr/>
+        <w:t xml:space="preserve"> has been carried out by me. It</w:t>
+      </w:r>
+      <w:r>
+        <w:rPr/>
+        <w:t xml:space="preserve"> has been</w:t>
+      </w:r>
+      <w:r>
+        <w:rPr/>
+        <w:t xml:space="preserve"> submitted in partial fulfilment for the award of degree in Master of Computer Applications of RV College of Engineering</w:t>
       </w:r>
       <w:r>
         <w:rPr>
@@ -1001,7 +1150,16 @@
         <w:t>®</w:t>
       </w:r>
       <w:r>
-        <w:t>, Bengaluru, affiliated to Visvesvaraya Technological University, Belagavi, during the academic year 2025-26. The matter embodied in this report has not been submitted to any other university or institution for the award of any other degree or diploma.</w:t>
+        <w:rPr/>
+        <w:t>, Bengaluru, affiliated to Visvesvaraya Technological University, Belagavi, during the academic year 2025-26. The matter embodied in this report has</w:t>
+      </w:r>
+      <w:r>
+        <w:rPr/>
+        <w:t xml:space="preserve"> not been</w:t>
+      </w:r>
+      <w:r>
+        <w:rPr/>
+        <w:t xml:space="preserve"> submitted to any other university or institution for the award of any other degree or diploma.</w:t>
       </w:r>
     </w:p>
     <w:p>
@@ -1173,16 +1331,49 @@
     </w:p>
     <w:p>
       <w:pPr>
+        <w:pStyle w:val="Normal"/>
         <w:spacing w:before="120" w:after="120" w:line="360" w:lineRule="auto"/>
         <w:jc w:val="both"/>
       </w:pPr>
       <w:r>
-        <w:t>I am profoundly grateful to my Internal Guide, Prof. Savita Sheelavant, Assistant Professor, Department of MCA, RVCE, whose patient guidance</w:t>
-      </w:r>
-      <w:r>
+        <w:rPr/>
+        <w:t>I am profoundly grateful to my Internal Guide,</w:t>
+      </w:r>
+      <w:r>
+        <w:rPr/>
+        <w:t xml:space="preserve"> Dr. B. H. Chandrashekhar</w:t>
+      </w:r>
+      <w:r>
+        <w:rPr/>
+        <w:t xml:space="preserve">, </w:t>
+      </w:r>
+      <w:r>
+        <w:rPr>
+          <w:rFonts w:ascii="Times New Roman" w:hAnsi="Times New Roman" w:eastAsia="Times New Roman" w:cs="Times New Roman"/>
+          <w:b w:val="0"/>
+          <w:bCs w:val="0"/>
+          <w:i w:val="0"/>
+          <w:iCs w:val="0"/>
+          <w:caps w:val="0"/>
+          <w:smallCaps w:val="0"/>
+          <w:noProof w:val="0"/>
+          <w:color w:val="000000" w:themeColor="text1" w:themeTint="FF" w:themeShade="FF"/>
+          <w:sz w:val="26"/>
+          <w:szCs w:val="26"/>
+          <w:lang w:val="en-IN"/>
+        </w:rPr>
+        <w:t>Associate Professor</w:t>
+      </w:r>
+      <w:r>
+        <w:rPr/>
+        <w:t>, Department of MCA, RVCE, whose patient guidance</w:t>
+      </w:r>
+      <w:r>
+        <w:rPr/>
         <w:t xml:space="preserve"> </w:t>
       </w:r>
       <w:r>
+        <w:rPr/>
         <w:t>and technical insight were invaluable at every step of this project. The clarity of thought and direction provided by my guide helped me navigate complex implementation challenges and refine the conceptual foundations of this work.</w:t>
       </w:r>
     </w:p>
@@ -1214,7 +1405,8 @@
         <w:jc w:val="both"/>
       </w:pPr>
       <w:r>
-        <w:t>Chandan Athreya S</w:t>
+        <w:rPr/>
+        <w:t>Pavan Mahantesh Kurubar</w:t>
       </w:r>
     </w:p>
     <w:p>
@@ -1222,7 +1414,12 @@
         <w:jc w:val="both"/>
       </w:pPr>
       <w:r>
-        <w:t>USN: 1RV24MC024</w:t>
+        <w:rPr/>
+        <w:t>USN: 1RV24MC0</w:t>
+      </w:r>
+      <w:r>
+        <w:rPr/>
+        <w:t>72</w:t>
       </w:r>
     </w:p>
     <w:p>
@@ -1287,7 +1484,7 @@
       </w:pPr>
       <w:r>
         <w:rPr>
-          <w:rFonts w:ascii="Times New Roman" w:eastAsia="Times New Roman" w:hAnsi="Times New Roman" w:cs="Times New Roman"/>
+          <w:rFonts w:ascii="Times New Roman" w:hAnsi="Times New Roman" w:eastAsia="Times New Roman" w:cs="Times New Roman"/>
           <w:b/>
           <w:bCs/>
           <w:color w:val="auto"/>
@@ -1308,12 +1505,26 @@
         <w:jc w:val="both"/>
       </w:pPr>
       <w:r>
-        <w:t>The rapid expansion of scholarly literature across disciplines has made systematic literature review a time-consuming and cognitively demanding task for researchers. Traditional keyword-based search mechanisms return large volumes of potentially relevant papers without assisting users in identifying, synthesizing, or contextualizing the most relevant evidence. This gap between raw retrieval and actionable knowledge creates a significant bottleneck in academic research workflows. Retrieval-Augmented Generation (RAG) and multi-agent Artificial Intelligence (AI) systems have recently emerged as promising approaches for automating portions of this workflow; however, most existing solutions address only isolated subtasks such as document ranking, summarization, or question answering rather than the complete end-to-end research pipeline. The proposed system, titled “Multi-Agent Retrieval Augmented Generation System for Academic Research Automation” is designed to address this challenge comprehensively.</w:t>
+        <w:rPr>
+          <w:rFonts w:ascii="Times New Roman" w:hAnsi="Times New Roman" w:eastAsia="Times New Roman" w:cs="Times New Roman"/>
+          <w:noProof w:val="0"/>
+          <w:sz w:val="24"/>
+          <w:szCs w:val="24"/>
+          <w:lang w:val="en-IN"/>
+        </w:rPr>
+        <w:t>The rapid growth of digital documents in educational, research, and enterprise environments has created significant challenges in efficiently locating and retrieving relevant information. Traditional document search methods primarily rely on manual reading and keyword-based retrieval, which are often time-consuming and may fail to capture the contextual meaning of user queries. This limitation increases the effort required to analyze large volumes of documents and extract useful knowledge. Recent advancements in Artificial Intelligence (AI), Large Language Models (LLMs), Retrieval-Augmented Generation (RAG), and semantic search techniques have enabled the development of intelligent systems capable of understanding document content and providing context-aware responses. However, many existing solutions focus only on basic document retrieval or chatbot functionalities and do not offer a complete framework for intelligent document analysis and question answering.</w:t>
       </w:r>
     </w:p>
     <w:p>
       <w:pPr>
         <w:jc w:val="both"/>
+        <w:rPr>
+          <w:rFonts w:ascii="Times New Roman" w:hAnsi="Times New Roman" w:eastAsia="Times New Roman" w:cs="Times New Roman"/>
+          <w:noProof w:val="0"/>
+          <w:sz w:val="24"/>
+          <w:szCs w:val="24"/>
+          <w:lang w:val="en-IN"/>
+        </w:rPr>
       </w:pPr>
     </w:p>
     <w:p>
@@ -1321,90 +1532,48 @@
         <w:jc w:val="both"/>
       </w:pPr>
       <w:r>
-        <w:t>The system is an intelligent multi-agent backend pipeline that transforms a natural language research query into an evidence-grounded technical summary report. It is built around a modular sequence of nine specialized agents:</w:t>
-      </w:r>
-      <w:r>
-        <w:t xml:space="preserve"> </w:t>
-      </w:r>
-      <w:r>
-        <w:t>Query</w:t>
-      </w:r>
-      <w:r>
-        <w:t xml:space="preserve"> </w:t>
-      </w:r>
-      <w:r>
-        <w:t>Agent,</w:t>
-      </w:r>
-      <w:r>
-        <w:t xml:space="preserve"> Query Expansion </w:t>
-      </w:r>
-      <w:r>
-        <w:t>Agent, Retrieval</w:t>
-      </w:r>
-      <w:r>
-        <w:t xml:space="preserve"> </w:t>
-      </w:r>
-      <w:r>
-        <w:t>Agent,</w:t>
-      </w:r>
-      <w:r>
-        <w:t xml:space="preserve"> Relevance Verifier </w:t>
-      </w:r>
-      <w:r>
-        <w:t>Agent,</w:t>
-      </w:r>
-      <w:r>
-        <w:t xml:space="preserve"> </w:t>
-      </w:r>
-      <w:r>
-        <w:t>Acquisition</w:t>
-      </w:r>
-      <w:r>
-        <w:t xml:space="preserve"> </w:t>
-      </w:r>
-      <w:r>
-        <w:t>Agent,</w:t>
-      </w:r>
-      <w:r>
-        <w:t xml:space="preserve"> </w:t>
-      </w:r>
-      <w:r>
-        <w:t>Retriever</w:t>
-      </w:r>
-      <w:r>
-        <w:t xml:space="preserve"> </w:t>
-      </w:r>
-      <w:r>
-        <w:t>Agent,</w:t>
-      </w:r>
-      <w:r>
-        <w:t xml:space="preserve"> </w:t>
-      </w:r>
-      <w:r>
-        <w:t>Compression</w:t>
-      </w:r>
-      <w:r>
-        <w:t xml:space="preserve"> </w:t>
-      </w:r>
-      <w:r>
-        <w:t>Agent,</w:t>
-      </w:r>
-      <w:r>
-        <w:t xml:space="preserve"> Evidence Extractor </w:t>
-      </w:r>
-      <w:r>
-        <w:t>Agent, and Reasoning</w:t>
-      </w:r>
-      <w:r>
-        <w:t xml:space="preserve"> </w:t>
-      </w:r>
-      <w:r>
-        <w:t>Agent. Each agent performs a dedicated stage of the research workflow, including query intent detection, query expansion, hybrid paper retrieval across OpenAlex and CORE research databases, relevance filtering, PDF acquisition, text extraction, semantic chunking, vector-based evidence retrieval using FAISS, evidence structuring, and final report synthesis using a locally hosted Large Language Model (LLM). The backend is implemented in Python using LangChain, sentence-transformers, and the Ollama inference framework, with FastAPI and Uvicorn providing REST-based backend integration. A frontend interface using React, Vite, and Tailwind CSS is planned for future deployment. The system employs the all-MiniLM-L6-v2 sentence embedding model along with CrossEncoder reranking to improve evidence relevance before synthesis.</w:t>
+        <w:rPr>
+          <w:rFonts w:ascii="Times New Roman" w:hAnsi="Times New Roman" w:eastAsia="Times New Roman" w:cs="Times New Roman"/>
+          <w:noProof w:val="0"/>
+          <w:sz w:val="24"/>
+          <w:szCs w:val="24"/>
+          <w:lang w:val="en-IN"/>
+        </w:rPr>
+        <w:t xml:space="preserve">The proposed system, titled </w:t>
+      </w:r>
+      <w:r>
+        <w:rPr>
+          <w:rFonts w:ascii="Times New Roman" w:hAnsi="Times New Roman" w:eastAsia="Times New Roman" w:cs="Times New Roman"/>
+          <w:b w:val="1"/>
+          <w:bCs w:val="1"/>
+          <w:noProof w:val="0"/>
+          <w:sz w:val="24"/>
+          <w:szCs w:val="24"/>
+          <w:lang w:val="en-IN"/>
+        </w:rPr>
+        <w:t>“DocsGPT: AI-Powered Document Question Answering System,”</w:t>
+      </w:r>
+      <w:r>
+        <w:rPr>
+          <w:rFonts w:ascii="Times New Roman" w:hAnsi="Times New Roman" w:eastAsia="Times New Roman" w:cs="Times New Roman"/>
+          <w:noProof w:val="0"/>
+          <w:sz w:val="24"/>
+          <w:szCs w:val="24"/>
+          <w:lang w:val="en-IN"/>
+        </w:rPr>
+        <w:t xml:space="preserve"> is designed to address these challenges by providing an intelligent platform for document understanding and information retrieval. The system allows users to upload documents such as PDFs, reports, research papers, and scanned documents, and interact with them using natural language queries. The architecture integrates multiple components including document upload and processing, Optical Character Recognition (OCR), semantic search, vector embedding generation, Retrieval-Augmented Generation (RAG), and Large Language Models (LLMs). Uploaded documents are processed, converted into vector embeddings, and stored within a vector database to enable efficient semantic retrieval. When a user submits a query, the system retrieves the most relevant document content and uses an LLM to generate accurate, context-aware responses based on the retrieved information.</w:t>
       </w:r>
     </w:p>
     <w:p>
       <w:pPr>
         <w:jc w:val="both"/>
+        <w:rPr>
+          <w:rFonts w:ascii="Times New Roman" w:hAnsi="Times New Roman" w:eastAsia="Times New Roman" w:cs="Times New Roman"/>
+          <w:noProof w:val="0"/>
+          <w:sz w:val="24"/>
+          <w:szCs w:val="24"/>
+          <w:lang w:val="en-IN"/>
+        </w:rPr>
       </w:pPr>
     </w:p>
     <w:p>
@@ -1412,7 +1581,14 @@
         <w:jc w:val="both"/>
       </w:pPr>
       <w:r>
-        <w:t xml:space="preserve">The implemented pipeline demonstrates strong capability in retrieving relevant academic papers, extracting structured evidence from PDF documents, and generating coherent synthesis reports for both general and comparison-oriented research queries. Evaluation of individual pipeline stages confirms accurate query classification, effective hybrid retrieval, and well-structured LLM-generated reports with correctly formatted citations. </w:t>
+        <w:rPr>
+          <w:rFonts w:ascii="Times New Roman" w:hAnsi="Times New Roman" w:eastAsia="Times New Roman" w:cs="Times New Roman"/>
+          <w:noProof w:val="0"/>
+          <w:sz w:val="24"/>
+          <w:szCs w:val="24"/>
+          <w:lang w:val="en-IN"/>
+        </w:rPr>
+        <w:t>The implementation utilizes modern technologies such as Flask for backend services, React and Vite for frontend development, MongoDB/PostgreSQL for data storage, Redis for background task processing, and FAISS for vector similarity search. OCR capabilities are incorporated to support scanned and image-based documents, ensuring broader document compatibility. The system provides a user-friendly interface that simplifies document interaction while maintaining scalability and performance. Experimental evaluation demonstrates that the proposed solution effectively improves document retrieval accuracy, reduces manual searching effort, and delivers meaningful responses with high contextual relevance. The project highlights the practical application of AI-driven document analysis and knowledge retrieval, making it valuable for educational institutions, research organizations, and enterprise knowledge management systems.</w:t>
       </w:r>
     </w:p>
     <w:p>
@@ -1457,6 +1633,7 @@
     </w:p>
     <w:p>
       <w:pPr>
+        <w:pStyle w:val="Normal"/>
         <w:jc w:val="both"/>
       </w:pPr>
     </w:p>
@@ -1467,16 +1644,7 @@
     </w:p>
     <w:p>
       <w:pPr>
-        <w:jc w:val="both"/>
-      </w:pPr>
-    </w:p>
-    <w:p>
-      <w:pPr>
-        <w:jc w:val="both"/>
-      </w:pPr>
-    </w:p>
-    <w:p>
-      <w:pPr>
+        <w:pStyle w:val="Normal"/>
         <w:jc w:val="both"/>
       </w:pPr>
     </w:p>
@@ -1505,7 +1673,7 @@
       </w:pPr>
       <w:r>
         <w:rPr>
-          <w:rFonts w:ascii="Times New Roman" w:eastAsia="Times New Roman" w:hAnsi="Times New Roman" w:cs="Times New Roman"/>
+          <w:rFonts w:ascii="Times New Roman" w:hAnsi="Times New Roman" w:eastAsia="Times New Roman" w:cs="Times New Roman"/>
           <w:b/>
           <w:bCs/>
           <w:color w:val="auto"/>
@@ -1525,12 +1693,12 @@
       <w:tblPr>
         <w:tblW w:w="9360" w:type="dxa"/>
         <w:tblBorders>
-          <w:top w:val="single" w:sz="4" w:space="0" w:color="auto"/>
-          <w:left w:val="single" w:sz="4" w:space="0" w:color="auto"/>
-          <w:bottom w:val="single" w:sz="4" w:space="0" w:color="auto"/>
-          <w:right w:val="single" w:sz="4" w:space="0" w:color="auto"/>
-          <w:insideH w:val="single" w:sz="4" w:space="0" w:color="auto"/>
-          <w:insideV w:val="single" w:sz="4" w:space="0" w:color="auto"/>
+          <w:top w:val="single" w:color="auto" w:sz="4" w:space="0"/>
+          <w:left w:val="single" w:color="auto" w:sz="4" w:space="0"/>
+          <w:bottom w:val="single" w:color="auto" w:sz="4" w:space="0"/>
+          <w:right w:val="single" w:color="auto" w:sz="4" w:space="0"/>
+          <w:insideH w:val="single" w:color="auto" w:sz="4" w:space="0"/>
+          <w:insideV w:val="single" w:color="auto" w:sz="4" w:space="0"/>
         </w:tblBorders>
         <w:tblCellMar>
           <w:left w:w="10" w:type="dxa"/>
@@ -1724,12 +1892,11 @@
     <w:p/>
     <w:p/>
     <w:p/>
-    <w:p/>
-    <w:p/>
-    <w:p/>
-    <w:p/>
-    <w:p/>
-    <w:p/>
+    <w:p>
+      <w:pPr>
+        <w:pStyle w:val="Normal"/>
+      </w:pPr>
+    </w:p>
     <w:p/>
     <w:p/>
     <w:p>
@@ -1757,19 +1924,19 @@
       </w:pPr>
       <w:r>
         <w:rPr>
-          <w:rFonts w:ascii="Times New Roman" w:eastAsia="Times New Roman" w:hAnsi="Times New Roman" w:cs="Times New Roman"/>
-          <w:b/>
-          <w:bCs/>
+          <w:rFonts w:ascii="Times New Roman" w:hAnsi="Times New Roman" w:eastAsia="Times New Roman" w:cs="Times New Roman"/>
+          <w:b w:val="1"/>
+          <w:bCs w:val="1"/>
           <w:color w:val="auto"/>
           <w:sz w:val="32"/>
           <w:szCs w:val="32"/>
         </w:rPr>
-        <w:lastRenderedPageBreak/>
         <w:t>TABLE OF CONTENTS</w:t>
       </w:r>
     </w:p>
     <w:p>
       <w:pPr>
+        <w:pStyle w:val="Normal"/>
         <w:spacing w:before="100" w:after="100"/>
       </w:pPr>
     </w:p>
@@ -1777,12 +1944,12 @@
       <w:tblPr>
         <w:tblW w:w="9360" w:type="dxa"/>
         <w:tblBorders>
-          <w:top w:val="single" w:sz="4" w:space="0" w:color="auto"/>
-          <w:left w:val="single" w:sz="4" w:space="0" w:color="auto"/>
-          <w:bottom w:val="single" w:sz="4" w:space="0" w:color="auto"/>
-          <w:right w:val="single" w:sz="4" w:space="0" w:color="auto"/>
-          <w:insideH w:val="single" w:sz="4" w:space="0" w:color="auto"/>
-          <w:insideV w:val="single" w:sz="4" w:space="0" w:color="auto"/>
+          <w:top w:val="single" w:color="auto" w:sz="4" w:space="0"/>
+          <w:left w:val="single" w:color="auto" w:sz="4" w:space="0"/>
+          <w:bottom w:val="single" w:color="auto" w:sz="4" w:space="0"/>
+          <w:right w:val="single" w:color="auto" w:sz="4" w:space="0"/>
+          <w:insideH w:val="single" w:color="auto" w:sz="4" w:space="0"/>
+          <w:insideV w:val="single" w:color="auto" w:sz="4" w:space="0"/>
         </w:tblBorders>
         <w:tblCellMar>
           <w:left w:w="10" w:type="dxa"/>
@@ -3642,7 +3809,7 @@
       </w:pPr>
       <w:r>
         <w:rPr>
-          <w:rFonts w:ascii="Times New Roman" w:eastAsia="Times New Roman" w:hAnsi="Times New Roman" w:cs="Times New Roman"/>
+          <w:rFonts w:ascii="Times New Roman" w:hAnsi="Times New Roman" w:eastAsia="Times New Roman" w:cs="Times New Roman"/>
           <w:b/>
           <w:bCs/>
           <w:color w:val="auto"/>
@@ -3662,12 +3829,12 @@
       <w:tblPr>
         <w:tblW w:w="9360" w:type="dxa"/>
         <w:tblBorders>
-          <w:top w:val="single" w:sz="4" w:space="0" w:color="auto"/>
-          <w:left w:val="single" w:sz="4" w:space="0" w:color="auto"/>
-          <w:bottom w:val="single" w:sz="4" w:space="0" w:color="auto"/>
-          <w:right w:val="single" w:sz="4" w:space="0" w:color="auto"/>
-          <w:insideH w:val="single" w:sz="4" w:space="0" w:color="auto"/>
-          <w:insideV w:val="single" w:sz="4" w:space="0" w:color="auto"/>
+          <w:top w:val="single" w:color="auto" w:sz="4" w:space="0"/>
+          <w:left w:val="single" w:color="auto" w:sz="4" w:space="0"/>
+          <w:bottom w:val="single" w:color="auto" w:sz="4" w:space="0"/>
+          <w:right w:val="single" w:color="auto" w:sz="4" w:space="0"/>
+          <w:insideH w:val="single" w:color="auto" w:sz="4" w:space="0"/>
+          <w:insideV w:val="single" w:color="auto" w:sz="4" w:space="0"/>
         </w:tblBorders>
         <w:tblCellMar>
           <w:left w:w="10" w:type="dxa"/>
@@ -3802,8 +3969,18 @@
             </w:tcMar>
           </w:tcPr>
           <w:p>
-            <w:r>
-              <w:t>QueryAgent Test Cases</w:t>
+            <w:pPr>
+              <w:pStyle w:val="Normal"/>
+            </w:pPr>
+            <w:r>
+              <w:rPr>
+                <w:rFonts w:ascii="Times New Roman" w:hAnsi="Times New Roman" w:eastAsia="Times New Roman" w:cs="Times New Roman"/>
+                <w:noProof w:val="0"/>
+                <w:sz w:val="24"/>
+                <w:szCs w:val="24"/>
+                <w:lang w:val="en-IN"/>
+              </w:rPr>
+              <w:t>Functional Test Cases</w:t>
             </w:r>
           </w:p>
         </w:tc>
@@ -3852,8 +4029,18 @@
             </w:tcMar>
           </w:tcPr>
           <w:p>
-            <w:r>
-              <w:t>RetrievalAgent Test Cases</w:t>
+            <w:pPr>
+              <w:pStyle w:val="Normal"/>
+            </w:pPr>
+            <w:r>
+              <w:rPr>
+                <w:rFonts w:ascii="Times New Roman" w:hAnsi="Times New Roman" w:eastAsia="Times New Roman" w:cs="Times New Roman"/>
+                <w:noProof w:val="0"/>
+                <w:sz w:val="24"/>
+                <w:szCs w:val="24"/>
+                <w:lang w:val="en-IN"/>
+              </w:rPr>
+              <w:t>Integration Test Cases</w:t>
             </w:r>
           </w:p>
         </w:tc>
@@ -3902,8 +4089,18 @@
             </w:tcMar>
           </w:tcPr>
           <w:p>
-            <w:r>
-              <w:t>EvidenceExctractorAgent Test Cases</w:t>
+            <w:pPr>
+              <w:pStyle w:val="Normal"/>
+            </w:pPr>
+            <w:r>
+              <w:rPr>
+                <w:rFonts w:ascii="Times New Roman" w:hAnsi="Times New Roman" w:eastAsia="Times New Roman" w:cs="Times New Roman"/>
+                <w:noProof w:val="0"/>
+                <w:sz w:val="24"/>
+                <w:szCs w:val="24"/>
+                <w:lang w:val="en-IN"/>
+              </w:rPr>
+              <w:t>System Test Cases</w:t>
             </w:r>
           </w:p>
         </w:tc>
@@ -3952,8 +4149,18 @@
             </w:tcMar>
           </w:tcPr>
           <w:p>
-            <w:r>
-              <w:t>ReasoningAgent Test Cases</w:t>
+            <w:pPr>
+              <w:pStyle w:val="Normal"/>
+            </w:pPr>
+            <w:r>
+              <w:rPr>
+                <w:rFonts w:ascii="Times New Roman" w:hAnsi="Times New Roman" w:eastAsia="Times New Roman" w:cs="Times New Roman"/>
+                <w:noProof w:val="0"/>
+                <w:sz w:val="24"/>
+                <w:szCs w:val="24"/>
+                <w:lang w:val="en-IN"/>
+              </w:rPr>
+              <w:t>User Acceptance Test Cases</w:t>
             </w:r>
           </w:p>
         </w:tc>
@@ -3970,112 +4177,6 @@
           <w:p>
             <w:r>
               <w:t>45</w:t>
-            </w:r>
-          </w:p>
-        </w:tc>
-      </w:tr>
-      <w:tr>
-        <w:tc>
-          <w:tcPr>
-            <w:tcW w:w="1440" w:type="dxa"/>
-            <w:tcMar>
-              <w:top w:w="80" w:type="dxa"/>
-              <w:left w:w="120" w:type="dxa"/>
-              <w:bottom w:w="80" w:type="dxa"/>
-              <w:right w:w="120" w:type="dxa"/>
-            </w:tcMar>
-          </w:tcPr>
-          <w:p>
-            <w:r>
-              <w:t>7.5</w:t>
-            </w:r>
-          </w:p>
-        </w:tc>
-        <w:tc>
-          <w:tcPr>
-            <w:tcW w:w="6480" w:type="dxa"/>
-            <w:tcMar>
-              <w:top w:w="80" w:type="dxa"/>
-              <w:left w:w="120" w:type="dxa"/>
-              <w:bottom w:w="80" w:type="dxa"/>
-              <w:right w:w="120" w:type="dxa"/>
-            </w:tcMar>
-          </w:tcPr>
-          <w:p>
-            <w:r>
-              <w:t>Integration Test Cases</w:t>
-            </w:r>
-          </w:p>
-        </w:tc>
-        <w:tc>
-          <w:tcPr>
-            <w:tcW w:w="1440" w:type="dxa"/>
-            <w:tcMar>
-              <w:top w:w="80" w:type="dxa"/>
-              <w:left w:w="120" w:type="dxa"/>
-              <w:bottom w:w="80" w:type="dxa"/>
-              <w:right w:w="120" w:type="dxa"/>
-            </w:tcMar>
-          </w:tcPr>
-          <w:p>
-            <w:r>
-              <w:t>4</w:t>
-            </w:r>
-            <w:r>
-              <w:t>6</w:t>
-            </w:r>
-          </w:p>
-        </w:tc>
-      </w:tr>
-      <w:tr>
-        <w:tc>
-          <w:tcPr>
-            <w:tcW w:w="1440" w:type="dxa"/>
-            <w:tcMar>
-              <w:top w:w="80" w:type="dxa"/>
-              <w:left w:w="120" w:type="dxa"/>
-              <w:bottom w:w="80" w:type="dxa"/>
-              <w:right w:w="120" w:type="dxa"/>
-            </w:tcMar>
-          </w:tcPr>
-          <w:p>
-            <w:r>
-              <w:t>7.6</w:t>
-            </w:r>
-          </w:p>
-        </w:tc>
-        <w:tc>
-          <w:tcPr>
-            <w:tcW w:w="6480" w:type="dxa"/>
-            <w:tcMar>
-              <w:top w:w="80" w:type="dxa"/>
-              <w:left w:w="120" w:type="dxa"/>
-              <w:bottom w:w="80" w:type="dxa"/>
-              <w:right w:w="120" w:type="dxa"/>
-            </w:tcMar>
-          </w:tcPr>
-          <w:p>
-            <w:r>
-              <w:t>System Test Cases</w:t>
-            </w:r>
-          </w:p>
-        </w:tc>
-        <w:tc>
-          <w:tcPr>
-            <w:tcW w:w="1440" w:type="dxa"/>
-            <w:tcMar>
-              <w:top w:w="80" w:type="dxa"/>
-              <w:left w:w="120" w:type="dxa"/>
-              <w:bottom w:w="80" w:type="dxa"/>
-              <w:right w:w="120" w:type="dxa"/>
-            </w:tcMar>
-          </w:tcPr>
-          <w:p>
-            <w:r>
-              <w:t>4</w:t>
-            </w:r>
-            <w:r>
-              <w:t>7</w:t>
             </w:r>
           </w:p>
         </w:tc>
@@ -4116,6 +4217,13 @@
     <w:p/>
     <w:p/>
     <w:p/>
+    <w:p/>
+    <w:p>
+      <w:pPr>
+        <w:pStyle w:val="Normal"/>
+      </w:pPr>
+    </w:p>
+    <w:p/>
     <w:p>
       <w:pPr>
         <w:jc w:val="center"/>
@@ -4134,7 +4242,7 @@
       </w:pPr>
       <w:r>
         <w:rPr>
-          <w:rFonts w:ascii="Times New Roman" w:eastAsia="Times New Roman" w:hAnsi="Times New Roman" w:cs="Times New Roman"/>
+          <w:rFonts w:ascii="Times New Roman" w:hAnsi="Times New Roman" w:eastAsia="Times New Roman" w:cs="Times New Roman"/>
           <w:b/>
           <w:bCs/>
           <w:color w:val="auto"/>
@@ -4154,12 +4262,12 @@
       <w:tblPr>
         <w:tblW w:w="9360" w:type="dxa"/>
         <w:tblBorders>
-          <w:top w:val="single" w:sz="4" w:space="0" w:color="auto"/>
-          <w:left w:val="single" w:sz="4" w:space="0" w:color="auto"/>
-          <w:bottom w:val="single" w:sz="4" w:space="0" w:color="auto"/>
-          <w:right w:val="single" w:sz="4" w:space="0" w:color="auto"/>
-          <w:insideH w:val="single" w:sz="4" w:space="0" w:color="auto"/>
-          <w:insideV w:val="single" w:sz="4" w:space="0" w:color="auto"/>
+          <w:top w:val="single" w:color="auto" w:sz="4" w:space="0"/>
+          <w:left w:val="single" w:color="auto" w:sz="4" w:space="0"/>
+          <w:bottom w:val="single" w:color="auto" w:sz="4" w:space="0"/>
+          <w:right w:val="single" w:color="auto" w:sz="4" w:space="0"/>
+          <w:insideH w:val="single" w:color="auto" w:sz="4" w:space="0"/>
+          <w:insideV w:val="single" w:color="auto" w:sz="4" w:space="0"/>
         </w:tblBorders>
         <w:tblCellMar>
           <w:left w:w="10" w:type="dxa"/>
@@ -4393,17 +4501,17 @@
           </w:tcPr>
           <w:p>
             <w:pPr>
-              <w:rPr>
-                <w:sz w:val="22"/>
-                <w:szCs w:val="22"/>
-              </w:rPr>
+              <w:pStyle w:val="Normal"/>
             </w:pPr>
             <w:r>
               <w:rPr>
-                <w:sz w:val="22"/>
-                <w:szCs w:val="22"/>
-              </w:rPr>
-              <w:t>Context Diagram – External Entity Interactions</w:t>
+                <w:rFonts w:ascii="Times New Roman" w:hAnsi="Times New Roman" w:eastAsia="Times New Roman" w:cs="Times New Roman"/>
+                <w:noProof w:val="0"/>
+                <w:sz w:val="22"/>
+                <w:szCs w:val="22"/>
+                <w:lang w:val="en-IN"/>
+              </w:rPr>
+              <w:t>Context Diagram – User and External Services</w:t>
             </w:r>
           </w:p>
         </w:tc>
@@ -4480,17 +4588,17 @@
           </w:tcPr>
           <w:p>
             <w:pPr>
-              <w:rPr>
-                <w:sz w:val="22"/>
-                <w:szCs w:val="22"/>
-              </w:rPr>
+              <w:pStyle w:val="Normal"/>
             </w:pPr>
             <w:r>
               <w:rPr>
-                <w:sz w:val="22"/>
-                <w:szCs w:val="22"/>
-              </w:rPr>
-              <w:t>Class Diagram – Core Agents and Services</w:t>
+                <w:rFonts w:ascii="Times New Roman" w:hAnsi="Times New Roman" w:eastAsia="Times New Roman" w:cs="Times New Roman"/>
+                <w:noProof w:val="0"/>
+                <w:sz w:val="22"/>
+                <w:szCs w:val="22"/>
+                <w:lang w:val="en-IN"/>
+              </w:rPr>
+              <w:t>Use Case Diagram</w:t>
             </w:r>
           </w:p>
         </w:tc>
@@ -4567,17 +4675,17 @@
           </w:tcPr>
           <w:p>
             <w:pPr>
-              <w:rPr>
-                <w:sz w:val="22"/>
-                <w:szCs w:val="22"/>
-              </w:rPr>
+              <w:pStyle w:val="Normal"/>
             </w:pPr>
             <w:r>
               <w:rPr>
-                <w:sz w:val="22"/>
-                <w:szCs w:val="22"/>
-              </w:rPr>
-              <w:t>Use Case Diagram – User and System Interactions</w:t>
+                <w:rFonts w:ascii="Times New Roman" w:hAnsi="Times New Roman" w:eastAsia="Times New Roman" w:cs="Times New Roman"/>
+                <w:noProof w:val="0"/>
+                <w:sz w:val="22"/>
+                <w:szCs w:val="22"/>
+                <w:lang w:val="en-IN"/>
+              </w:rPr>
+              <w:t>Activity Diagram – Document Upload and Query Flow</w:t>
             </w:r>
           </w:p>
         </w:tc>
@@ -4654,17 +4762,17 @@
           </w:tcPr>
           <w:p>
             <w:pPr>
-              <w:rPr>
-                <w:sz w:val="22"/>
-                <w:szCs w:val="22"/>
-              </w:rPr>
+              <w:pStyle w:val="Normal"/>
             </w:pPr>
             <w:r>
               <w:rPr>
-                <w:sz w:val="22"/>
-                <w:szCs w:val="22"/>
-              </w:rPr>
-              <w:t>Activity Diagram – Pipeline Execution Flow</w:t>
+                <w:rFonts w:ascii="Times New Roman" w:hAnsi="Times New Roman" w:eastAsia="Times New Roman" w:cs="Times New Roman"/>
+                <w:noProof w:val="0"/>
+                <w:sz w:val="22"/>
+                <w:szCs w:val="22"/>
+                <w:lang w:val="en-IN"/>
+              </w:rPr>
+              <w:t>Sequence Diagram – User Query Processing</w:t>
             </w:r>
           </w:p>
         </w:tc>
@@ -4741,17 +4849,17 @@
           </w:tcPr>
           <w:p>
             <w:pPr>
-              <w:rPr>
-                <w:sz w:val="22"/>
-                <w:szCs w:val="22"/>
-              </w:rPr>
+              <w:pStyle w:val="Normal"/>
             </w:pPr>
             <w:r>
               <w:rPr>
-                <w:sz w:val="22"/>
-                <w:szCs w:val="22"/>
-              </w:rPr>
-              <w:t>Sequence Diagram – Query to Report Flow</w:t>
+                <w:rFonts w:ascii="Times New Roman" w:hAnsi="Times New Roman" w:eastAsia="Times New Roman" w:cs="Times New Roman"/>
+                <w:noProof w:val="0"/>
+                <w:sz w:val="22"/>
+                <w:szCs w:val="22"/>
+                <w:lang w:val="en-IN"/>
+              </w:rPr>
+              <w:t>DFD Level 0</w:t>
             </w:r>
           </w:p>
         </w:tc>
@@ -4838,7 +4946,14 @@
                 <w:sz w:val="22"/>
                 <w:szCs w:val="22"/>
               </w:rPr>
-              <w:t>DFD Level 0</w:t>
+              <w:t xml:space="preserve">DFD Level </w:t>
+            </w:r>
+            <w:r>
+              <w:rPr>
+                <w:sz w:val="22"/>
+                <w:szCs w:val="22"/>
+              </w:rPr>
+              <w:t>1</w:t>
             </w:r>
           </w:p>
         </w:tc>
@@ -4915,17 +5030,17 @@
           </w:tcPr>
           <w:p>
             <w:pPr>
-              <w:rPr>
-                <w:sz w:val="22"/>
-                <w:szCs w:val="22"/>
-              </w:rPr>
+              <w:pStyle w:val="Normal"/>
             </w:pPr>
             <w:r>
               <w:rPr>
-                <w:sz w:val="22"/>
-                <w:szCs w:val="22"/>
-              </w:rPr>
-              <w:t>DFD Level 1</w:t>
+                <w:rFonts w:ascii="Times New Roman" w:hAnsi="Times New Roman" w:eastAsia="Times New Roman" w:cs="Times New Roman"/>
+                <w:noProof w:val="0"/>
+                <w:sz w:val="22"/>
+                <w:szCs w:val="22"/>
+                <w:lang w:val="en-IN"/>
+              </w:rPr>
+              <w:t>DocsGPT Home Interface</w:t>
             </w:r>
           </w:p>
         </w:tc>
@@ -5002,17 +5117,17 @@
           </w:tcPr>
           <w:p>
             <w:pPr>
-              <w:rPr>
-                <w:sz w:val="22"/>
-                <w:szCs w:val="22"/>
-              </w:rPr>
+              <w:pStyle w:val="Normal"/>
             </w:pPr>
             <w:r>
               <w:rPr>
-                <w:sz w:val="22"/>
-                <w:szCs w:val="22"/>
-              </w:rPr>
-              <w:t>DFD Level 2</w:t>
+                <w:rFonts w:ascii="Times New Roman" w:hAnsi="Times New Roman" w:eastAsia="Times New Roman" w:cs="Times New Roman"/>
+                <w:noProof w:val="0"/>
+                <w:sz w:val="22"/>
+                <w:szCs w:val="22"/>
+                <w:lang w:val="en-IN"/>
+              </w:rPr>
+              <w:t>Document Upload Interface</w:t>
             </w:r>
           </w:p>
         </w:tc>
@@ -5089,17 +5204,17 @@
           </w:tcPr>
           <w:p>
             <w:pPr>
-              <w:rPr>
-                <w:sz w:val="22"/>
-                <w:szCs w:val="22"/>
-              </w:rPr>
+              <w:pStyle w:val="Normal"/>
             </w:pPr>
             <w:r>
               <w:rPr>
-                <w:sz w:val="22"/>
-                <w:szCs w:val="22"/>
-              </w:rPr>
-              <w:t>Research Workspace Interface</w:t>
+                <w:rFonts w:ascii="Times New Roman" w:hAnsi="Times New Roman" w:eastAsia="Times New Roman" w:cs="Times New Roman"/>
+                <w:noProof w:val="0"/>
+                <w:sz w:val="22"/>
+                <w:szCs w:val="22"/>
+                <w:lang w:val="en-IN"/>
+              </w:rPr>
+              <w:t>Agent Creation Interface</w:t>
             </w:r>
           </w:p>
         </w:tc>
@@ -5176,17 +5291,17 @@
           </w:tcPr>
           <w:p>
             <w:pPr>
-              <w:rPr>
-                <w:sz w:val="22"/>
-                <w:szCs w:val="22"/>
-              </w:rPr>
+              <w:pStyle w:val="Normal"/>
             </w:pPr>
             <w:r>
               <w:rPr>
-                <w:sz w:val="22"/>
-                <w:szCs w:val="22"/>
-              </w:rPr>
-              <w:t>Live Pipeline Execution and Logging</w:t>
+                <w:rFonts w:ascii="Times New Roman" w:hAnsi="Times New Roman" w:eastAsia="Times New Roman" w:cs="Times New Roman"/>
+                <w:noProof w:val="0"/>
+                <w:sz w:val="22"/>
+                <w:szCs w:val="22"/>
+                <w:lang w:val="en-IN"/>
+              </w:rPr>
+              <w:t>Chat Interface with AI Response</w:t>
             </w:r>
           </w:p>
         </w:tc>
@@ -5213,413 +5328,6 @@
                 <w:szCs w:val="22"/>
               </w:rPr>
               <w:t>37</w:t>
-            </w:r>
-          </w:p>
-        </w:tc>
-      </w:tr>
-      <w:tr>
-        <w:tc>
-          <w:tcPr>
-            <w:tcW w:w="1440" w:type="dxa"/>
-            <w:tcMar>
-              <w:top w:w="80" w:type="dxa"/>
-              <w:left w:w="120" w:type="dxa"/>
-              <w:bottom w:w="80" w:type="dxa"/>
-              <w:right w:w="120" w:type="dxa"/>
-            </w:tcMar>
-          </w:tcPr>
-          <w:p>
-            <w:pPr>
-              <w:rPr>
-                <w:sz w:val="22"/>
-                <w:szCs w:val="22"/>
-              </w:rPr>
-            </w:pPr>
-            <w:r>
-              <w:rPr>
-                <w:sz w:val="22"/>
-                <w:szCs w:val="22"/>
-              </w:rPr>
-              <w:t>6.3</w:t>
-            </w:r>
-          </w:p>
-        </w:tc>
-        <w:tc>
-          <w:tcPr>
-            <w:tcW w:w="6480" w:type="dxa"/>
-            <w:tcMar>
-              <w:top w:w="80" w:type="dxa"/>
-              <w:left w:w="120" w:type="dxa"/>
-              <w:bottom w:w="80" w:type="dxa"/>
-              <w:right w:w="120" w:type="dxa"/>
-            </w:tcMar>
-          </w:tcPr>
-          <w:p>
-            <w:pPr>
-              <w:rPr>
-                <w:sz w:val="22"/>
-                <w:szCs w:val="22"/>
-              </w:rPr>
-            </w:pPr>
-            <w:r>
-              <w:rPr>
-                <w:sz w:val="22"/>
-                <w:szCs w:val="22"/>
-              </w:rPr>
-              <w:t>Retrieved Paper Sources Interface</w:t>
-            </w:r>
-          </w:p>
-        </w:tc>
-        <w:tc>
-          <w:tcPr>
-            <w:tcW w:w="1440" w:type="dxa"/>
-            <w:tcMar>
-              <w:top w:w="80" w:type="dxa"/>
-              <w:left w:w="120" w:type="dxa"/>
-              <w:bottom w:w="80" w:type="dxa"/>
-              <w:right w:w="120" w:type="dxa"/>
-            </w:tcMar>
-          </w:tcPr>
-          <w:p>
-            <w:pPr>
-              <w:rPr>
-                <w:sz w:val="22"/>
-                <w:szCs w:val="22"/>
-              </w:rPr>
-            </w:pPr>
-            <w:r>
-              <w:rPr>
-                <w:sz w:val="22"/>
-                <w:szCs w:val="22"/>
-              </w:rPr>
-              <w:t>38</w:t>
-            </w:r>
-          </w:p>
-        </w:tc>
-      </w:tr>
-      <w:tr>
-        <w:tc>
-          <w:tcPr>
-            <w:tcW w:w="1440" w:type="dxa"/>
-            <w:tcMar>
-              <w:top w:w="80" w:type="dxa"/>
-              <w:left w:w="120" w:type="dxa"/>
-              <w:bottom w:w="80" w:type="dxa"/>
-              <w:right w:w="120" w:type="dxa"/>
-            </w:tcMar>
-          </w:tcPr>
-          <w:p>
-            <w:pPr>
-              <w:rPr>
-                <w:sz w:val="22"/>
-                <w:szCs w:val="22"/>
-              </w:rPr>
-            </w:pPr>
-            <w:r>
-              <w:rPr>
-                <w:sz w:val="22"/>
-                <w:szCs w:val="22"/>
-              </w:rPr>
-              <w:t>6.4</w:t>
-            </w:r>
-          </w:p>
-        </w:tc>
-        <w:tc>
-          <w:tcPr>
-            <w:tcW w:w="6480" w:type="dxa"/>
-            <w:tcMar>
-              <w:top w:w="80" w:type="dxa"/>
-              <w:left w:w="120" w:type="dxa"/>
-              <w:bottom w:w="80" w:type="dxa"/>
-              <w:right w:w="120" w:type="dxa"/>
-            </w:tcMar>
-          </w:tcPr>
-          <w:p>
-            <w:pPr>
-              <w:rPr>
-                <w:sz w:val="22"/>
-                <w:szCs w:val="22"/>
-              </w:rPr>
-            </w:pPr>
-            <w:r>
-              <w:rPr>
-                <w:sz w:val="22"/>
-                <w:szCs w:val="22"/>
-              </w:rPr>
-              <w:t>Complete Paper Collection View</w:t>
-            </w:r>
-          </w:p>
-        </w:tc>
-        <w:tc>
-          <w:tcPr>
-            <w:tcW w:w="1440" w:type="dxa"/>
-            <w:tcMar>
-              <w:top w:w="80" w:type="dxa"/>
-              <w:left w:w="120" w:type="dxa"/>
-              <w:bottom w:w="80" w:type="dxa"/>
-              <w:right w:w="120" w:type="dxa"/>
-            </w:tcMar>
-          </w:tcPr>
-          <w:p>
-            <w:pPr>
-              <w:rPr>
-                <w:sz w:val="22"/>
-                <w:szCs w:val="22"/>
-              </w:rPr>
-            </w:pPr>
-            <w:r>
-              <w:rPr>
-                <w:sz w:val="22"/>
-                <w:szCs w:val="22"/>
-              </w:rPr>
-              <w:t>38</w:t>
-            </w:r>
-          </w:p>
-        </w:tc>
-      </w:tr>
-      <w:tr>
-        <w:tc>
-          <w:tcPr>
-            <w:tcW w:w="1440" w:type="dxa"/>
-            <w:tcMar>
-              <w:top w:w="80" w:type="dxa"/>
-              <w:left w:w="120" w:type="dxa"/>
-              <w:bottom w:w="80" w:type="dxa"/>
-              <w:right w:w="120" w:type="dxa"/>
-            </w:tcMar>
-          </w:tcPr>
-          <w:p>
-            <w:pPr>
-              <w:rPr>
-                <w:sz w:val="22"/>
-                <w:szCs w:val="22"/>
-              </w:rPr>
-            </w:pPr>
-            <w:r>
-              <w:rPr>
-                <w:sz w:val="22"/>
-                <w:szCs w:val="22"/>
-              </w:rPr>
-              <w:t>6.5</w:t>
-            </w:r>
-          </w:p>
-        </w:tc>
-        <w:tc>
-          <w:tcPr>
-            <w:tcW w:w="6480" w:type="dxa"/>
-            <w:tcMar>
-              <w:top w:w="80" w:type="dxa"/>
-              <w:left w:w="120" w:type="dxa"/>
-              <w:bottom w:w="80" w:type="dxa"/>
-              <w:right w:w="120" w:type="dxa"/>
-            </w:tcMar>
-          </w:tcPr>
-          <w:p>
-            <w:pPr>
-              <w:rPr>
-                <w:sz w:val="22"/>
-                <w:szCs w:val="22"/>
-              </w:rPr>
-            </w:pPr>
-            <w:r>
-              <w:rPr>
-                <w:sz w:val="22"/>
-                <w:szCs w:val="22"/>
-              </w:rPr>
-              <w:t>Diagnostics and Query Insights Interface</w:t>
-            </w:r>
-          </w:p>
-        </w:tc>
-        <w:tc>
-          <w:tcPr>
-            <w:tcW w:w="1440" w:type="dxa"/>
-            <w:tcMar>
-              <w:top w:w="80" w:type="dxa"/>
-              <w:left w:w="120" w:type="dxa"/>
-              <w:bottom w:w="80" w:type="dxa"/>
-              <w:right w:w="120" w:type="dxa"/>
-            </w:tcMar>
-          </w:tcPr>
-          <w:p>
-            <w:pPr>
-              <w:rPr>
-                <w:sz w:val="22"/>
-                <w:szCs w:val="22"/>
-              </w:rPr>
-            </w:pPr>
-            <w:r>
-              <w:rPr>
-                <w:sz w:val="22"/>
-                <w:szCs w:val="22"/>
-              </w:rPr>
-              <w:t>39</w:t>
-            </w:r>
-          </w:p>
-        </w:tc>
-      </w:tr>
-      <w:tr>
-        <w:tc>
-          <w:tcPr>
-            <w:tcW w:w="1440" w:type="dxa"/>
-            <w:tcMar>
-              <w:top w:w="80" w:type="dxa"/>
-              <w:left w:w="120" w:type="dxa"/>
-              <w:bottom w:w="80" w:type="dxa"/>
-              <w:right w:w="120" w:type="dxa"/>
-            </w:tcMar>
-          </w:tcPr>
-          <w:p>
-            <w:pPr>
-              <w:rPr>
-                <w:sz w:val="22"/>
-                <w:szCs w:val="22"/>
-              </w:rPr>
-            </w:pPr>
-            <w:r>
-              <w:rPr>
-                <w:sz w:val="22"/>
-                <w:szCs w:val="22"/>
-              </w:rPr>
-              <w:t>6.6</w:t>
-            </w:r>
-          </w:p>
-        </w:tc>
-        <w:tc>
-          <w:tcPr>
-            <w:tcW w:w="6480" w:type="dxa"/>
-            <w:tcMar>
-              <w:top w:w="80" w:type="dxa"/>
-              <w:left w:w="120" w:type="dxa"/>
-              <w:bottom w:w="80" w:type="dxa"/>
-              <w:right w:w="120" w:type="dxa"/>
-            </w:tcMar>
-          </w:tcPr>
-          <w:p>
-            <w:pPr>
-              <w:rPr>
-                <w:sz w:val="22"/>
-                <w:szCs w:val="22"/>
-              </w:rPr>
-            </w:pPr>
-            <w:r>
-              <w:rPr>
-                <w:sz w:val="22"/>
-                <w:szCs w:val="22"/>
-              </w:rPr>
-              <w:t>Multi-Agent Execution Timeline</w:t>
-            </w:r>
-          </w:p>
-        </w:tc>
-        <w:tc>
-          <w:tcPr>
-            <w:tcW w:w="1440" w:type="dxa"/>
-            <w:tcMar>
-              <w:top w:w="80" w:type="dxa"/>
-              <w:left w:w="120" w:type="dxa"/>
-              <w:bottom w:w="80" w:type="dxa"/>
-              <w:right w:w="120" w:type="dxa"/>
-            </w:tcMar>
-          </w:tcPr>
-          <w:p>
-            <w:pPr>
-              <w:rPr>
-                <w:sz w:val="22"/>
-                <w:szCs w:val="22"/>
-              </w:rPr>
-            </w:pPr>
-            <w:r>
-              <w:rPr>
-                <w:sz w:val="22"/>
-                <w:szCs w:val="22"/>
-              </w:rPr>
-              <w:t>40</w:t>
-            </w:r>
-          </w:p>
-        </w:tc>
-      </w:tr>
-      <w:tr>
-        <w:tc>
-          <w:tcPr>
-            <w:tcW w:w="1440" w:type="dxa"/>
-            <w:tcMar>
-              <w:top w:w="80" w:type="dxa"/>
-              <w:left w:w="120" w:type="dxa"/>
-              <w:bottom w:w="80" w:type="dxa"/>
-              <w:right w:w="120" w:type="dxa"/>
-            </w:tcMar>
-          </w:tcPr>
-          <w:p>
-            <w:pPr>
-              <w:rPr>
-                <w:sz w:val="22"/>
-                <w:szCs w:val="22"/>
-              </w:rPr>
-            </w:pPr>
-            <w:r>
-              <w:rPr>
-                <w:sz w:val="22"/>
-                <w:szCs w:val="22"/>
-              </w:rPr>
-              <w:t>6.7</w:t>
-            </w:r>
-          </w:p>
-        </w:tc>
-        <w:tc>
-          <w:tcPr>
-            <w:tcW w:w="6480" w:type="dxa"/>
-            <w:tcMar>
-              <w:top w:w="80" w:type="dxa"/>
-              <w:left w:w="120" w:type="dxa"/>
-              <w:bottom w:w="80" w:type="dxa"/>
-              <w:right w:w="120" w:type="dxa"/>
-            </w:tcMar>
-          </w:tcPr>
-          <w:p>
-            <w:pPr>
-              <w:rPr>
-                <w:sz w:val="22"/>
-                <w:szCs w:val="22"/>
-              </w:rPr>
-            </w:pPr>
-            <w:r>
-              <w:rPr>
-                <w:sz w:val="22"/>
-                <w:szCs w:val="22"/>
-              </w:rPr>
-              <w:t xml:space="preserve">Generated Research Report with </w:t>
-            </w:r>
-            <w:r>
-              <w:rPr>
-                <w:sz w:val="22"/>
-                <w:szCs w:val="22"/>
-              </w:rPr>
-              <w:t>References</w:t>
-            </w:r>
-          </w:p>
-        </w:tc>
-        <w:tc>
-          <w:tcPr>
-            <w:tcW w:w="1440" w:type="dxa"/>
-            <w:tcMar>
-              <w:top w:w="80" w:type="dxa"/>
-              <w:left w:w="120" w:type="dxa"/>
-              <w:bottom w:w="80" w:type="dxa"/>
-              <w:right w:w="120" w:type="dxa"/>
-            </w:tcMar>
-          </w:tcPr>
-          <w:p>
-            <w:pPr>
-              <w:rPr>
-                <w:sz w:val="22"/>
-                <w:szCs w:val="22"/>
-              </w:rPr>
-            </w:pPr>
-            <w:r>
-              <w:rPr>
-                <w:sz w:val="22"/>
-                <w:szCs w:val="22"/>
-              </w:rPr>
-              <w:t>41</w:t>
             </w:r>
           </w:p>
         </w:tc>
@@ -5647,6 +5355,13 @@
     <w:p/>
     <w:p/>
     <w:p/>
+    <w:p>
+      <w:pPr>
+        <w:pStyle w:val="Normal"/>
+      </w:pPr>
+    </w:p>
+    <w:p/>
+    <w:p/>
     <w:p/>
     <w:p/>
     <w:p/>
@@ -5659,10 +5374,12 @@
       </w:r>
     </w:p>
     <w:sectPr>
-      <w:pgSz w:w="11906" w:h="16838"/>
+      <w:pgSz w:w="11906" w:h="16838" w:orient="portrait"/>
       <w:pgMar w:top="1440" w:right="1440" w:bottom="1440" w:left="1440" w:header="708" w:footer="708" w:gutter="0"/>
       <w:cols w:space="708"/>
       <w:docGrid w:linePitch="360"/>
+      <w:headerReference w:type="default" r:id="R28b0978e33534647"/>
+      <w:footerReference w:type="default" r:id="Rc1ddc4bb4b3e46a1"/>
     </w:sectPr>
   </w:body>
 </w:document>
@@ -5687,6 +5404,76 @@
 </w:endnotes>
 </file>
 
+<file path=word/footer.xml><?xml version="1.0" encoding="utf-8"?>
+<w:ftr xmlns:w14="http://schemas.microsoft.com/office/word/2010/wordml" xmlns:w="http://schemas.openxmlformats.org/wordprocessingml/2006/main">
+  <w:tbl>
+    <w:tblPr>
+      <w:tblStyle w:val="TableNormal"/>
+      <w:bidiVisual w:val="0"/>
+      <w:tblW w:w="0" w:type="auto"/>
+      <w:tblLook w:val="06A0" w:firstRow="1" w:lastRow="0" w:firstColumn="1" w:lastColumn="0" w:noHBand="1" w:noVBand="1"/>
+    </w:tblPr>
+    <w:tblGrid>
+      <w:gridCol w:w="3005"/>
+      <w:gridCol w:w="3005"/>
+      <w:gridCol w:w="3005"/>
+    </w:tblGrid>
+    <w:tr>
+      <w:trPr>
+        <w:trHeight w:val="300"/>
+      </w:trPr>
+      <w:tc>
+        <w:tcPr>
+          <w:tcW w:w="3005" w:type="dxa"/>
+          <w:tcMar/>
+        </w:tcPr>
+        <w:p>
+          <w:pPr>
+            <w:pStyle w:val="Header"/>
+            <w:bidi w:val="0"/>
+            <w:ind w:left="-115"/>
+            <w:jc w:val="left"/>
+          </w:pPr>
+        </w:p>
+      </w:tc>
+      <w:tc>
+        <w:tcPr>
+          <w:tcW w:w="3005" w:type="dxa"/>
+          <w:tcMar/>
+        </w:tcPr>
+        <w:p>
+          <w:pPr>
+            <w:pStyle w:val="Header"/>
+            <w:bidi w:val="0"/>
+            <w:jc w:val="center"/>
+          </w:pPr>
+        </w:p>
+      </w:tc>
+      <w:tc>
+        <w:tcPr>
+          <w:tcW w:w="3005" w:type="dxa"/>
+          <w:tcMar/>
+        </w:tcPr>
+        <w:p>
+          <w:pPr>
+            <w:pStyle w:val="Header"/>
+            <w:bidi w:val="0"/>
+            <w:ind w:right="-115"/>
+            <w:jc w:val="right"/>
+          </w:pPr>
+        </w:p>
+      </w:tc>
+    </w:tr>
+  </w:tbl>
+  <w:p>
+    <w:pPr>
+      <w:pStyle w:val="Footer"/>
+      <w:bidi w:val="0"/>
+    </w:pPr>
+  </w:p>
+</w:ftr>
+</file>
+
 <file path=word/footnotes.xml><?xml version="1.0" encoding="utf-8"?>
 <w:footnotes xmlns:wpc="http://schemas.microsoft.com/office/word/2010/wordprocessingCanvas" xmlns:cx="http://schemas.microsoft.com/office/drawing/2014/chartex" xmlns:cx1="http://schemas.microsoft.com/office/drawing/2015/9/8/chartex" xmlns:cx2="http://schemas.microsoft.com/office/drawing/2015/10/21/chartex" xmlns:cx3="http://schemas.microsoft.com/office/drawing/2016/5/9/chartex" xmlns:cx4="http://schemas.microsoft.com/office/drawing/2016/5/10/chartex" xmlns:cx5="http://schemas.microsoft.com/office/drawing/2016/5/11/chartex" xmlns:cx6="http://schemas.microsoft.com/office/drawing/2016/5/12/chartex" xmlns:cx7="http://schemas.microsoft.com/office/drawing/2016/5/13/chartex" xmlns:cx8="http://schemas.microsoft.com/office/drawing/2016/5/14/chartex" xmlns:mc="http://schemas.openxmlformats.org/markup-compatibility/2006" xmlns:aink="http://schemas.microsoft.com/office/drawing/2016/ink" xmlns:am3d="http://schemas.microsoft.com/office/drawing/2017/model3d" xmlns:o="urn:schemas-microsoft-com:office:office" xmlns:oel="http://schemas.microsoft.com/office/2019/extlst" xmlns:r="http://schemas.openxmlformats.org/officeDocument/2006/relationships" xmlns:m="http://schemas.openxmlformats.org/officeDocument/2006/math" xmlns:v="urn:schemas-microsoft-com:vml" xmlns:wp14="http://schemas.microsoft.com/office/word/2010/wordprocessingDrawing" xmlns:wp="http://schemas.openxmlformats.org/drawingml/2006/wordprocessingDrawing" xmlns:w10="urn:schemas-microsoft-com:office:word" xmlns:w="http://schemas.openxmlformats.org/wordprocessingml/2006/main" xmlns:w14="http://schemas.microsoft.com/office/word/2010/wordml" xmlns:w15="http://schemas.microsoft.com/office/word/2012/wordml" xmlns:w16cex="http://schemas.microsoft.com/office/word/2018/wordml/cex" xmlns:w16cid="http://schemas.microsoft.com/office/word/2016/wordml/cid" xmlns:w16="http://schemas.microsoft.com/office/word/2018/wordml" xmlns:w16du="http://schemas.microsoft.com/office/word/2023/wordml/word16du" xmlns:w16sdtdh="http://schemas.microsoft.com/office/word/2020/wordml/sdtdatahash" xmlns:w16sdtfl="http://schemas.microsoft.com/office/word/2024/wordml/sdtformatlock" xmlns:w16se="http://schemas.microsoft.com/office/word/2015/wordml/symex" xmlns:wpg="http://schemas.microsoft.com/office/word/2010/wordprocessingGroup" xmlns:wpi="http://schemas.microsoft.com/office/word/2010/wordprocessingInk" xmlns:wne="http://schemas.microsoft.com/office/word/2006/wordml" xmlns:wps="http://schemas.microsoft.com/office/word/2010/wordprocessingShape" mc:Ignorable="w14 w15 w16se w16cid w16 w16cex w16sdtdh w16sdtfl w16du wp14">
   <w:footnote w:type="separator" w:id="-1">
@@ -5704,6 +5491,87 @@
     </w:p>
   </w:footnote>
 </w:footnotes>
+</file>
+
+<file path=word/header.xml><?xml version="1.0" encoding="utf-8"?>
+<w:hdr xmlns:w14="http://schemas.microsoft.com/office/word/2010/wordml" xmlns:w="http://schemas.openxmlformats.org/wordprocessingml/2006/main">
+  <w:tbl>
+    <w:tblPr>
+      <w:tblStyle w:val="TableNormal"/>
+      <w:bidiVisual w:val="0"/>
+      <w:tblW w:w="0" w:type="auto"/>
+      <w:tblLook w:val="06A0" w:firstRow="1" w:lastRow="0" w:firstColumn="1" w:lastColumn="0" w:noHBand="1" w:noVBand="1"/>
+    </w:tblPr>
+    <w:tblGrid>
+      <w:gridCol w:w="3005"/>
+      <w:gridCol w:w="3005"/>
+      <w:gridCol w:w="3005"/>
+    </w:tblGrid>
+    <w:tr>
+      <w:trPr>
+        <w:trHeight w:val="300"/>
+      </w:trPr>
+      <w:tc>
+        <w:tcPr>
+          <w:tcW w:w="3005" w:type="dxa"/>
+          <w:tcMar/>
+        </w:tcPr>
+        <w:p>
+          <w:pPr>
+            <w:pStyle w:val="Header"/>
+            <w:bidi w:val="0"/>
+            <w:ind w:left="-115"/>
+            <w:jc w:val="left"/>
+          </w:pPr>
+        </w:p>
+      </w:tc>
+      <w:tc>
+        <w:tcPr>
+          <w:tcW w:w="3005" w:type="dxa"/>
+          <w:tcMar/>
+        </w:tcPr>
+        <w:p>
+          <w:pPr>
+            <w:pStyle w:val="Header"/>
+            <w:bidi w:val="0"/>
+            <w:jc w:val="center"/>
+          </w:pPr>
+        </w:p>
+      </w:tc>
+      <w:tc>
+        <w:tcPr>
+          <w:tcW w:w="3005" w:type="dxa"/>
+          <w:tcMar/>
+        </w:tcPr>
+        <w:p>
+          <w:pPr>
+            <w:pStyle w:val="Header"/>
+            <w:bidi w:val="0"/>
+            <w:ind w:right="-115"/>
+            <w:jc w:val="right"/>
+          </w:pPr>
+        </w:p>
+      </w:tc>
+    </w:tr>
+  </w:tbl>
+  <w:p>
+    <w:pPr>
+      <w:pStyle w:val="Header"/>
+      <w:bidi w:val="0"/>
+    </w:pPr>
+  </w:p>
+</w:hdr>
+</file>
+
+<file path=word/intelligence2.xml><?xml version="1.0" encoding="utf-8"?>
+<int2:intelligence xmlns:int2="http://schemas.microsoft.com/office/intelligence/2020/intelligence">
+  <int2:observations>
+    <int2:textHash int2:hashCode="DMBsRz9u8NJtQJ" int2:id="S7DUu94R">
+      <int2:state int2:type="spell" int2:value="Rejected"/>
+    </int2:textHash>
+  </int2:observations>
+  <int2:intelligenceSettings/>
+</int2:intelligence>
 </file>
 
 <file path=word/styles.xml><?xml version="1.0" encoding="utf-8"?>
@@ -5711,7 +5579,7 @@
   <w:docDefaults>
     <w:rPrDefault>
       <w:rPr>
-        <w:rFonts w:asciiTheme="minorHAnsi" w:eastAsiaTheme="minorHAnsi" w:hAnsiTheme="minorHAnsi" w:cstheme="minorBidi"/>
+        <w:rFonts w:asciiTheme="minorHAnsi" w:hAnsiTheme="minorHAnsi" w:eastAsiaTheme="minorHAnsi" w:cstheme="minorBidi"/>
         <w:kern w:val="2"/>
         <w:sz w:val="24"/>
         <w:szCs w:val="24"/>
@@ -5728,14 +5596,14 @@
   <w:latentStyles w:defLockedState="0" w:defUIPriority="99" w:defSemiHidden="0" w:defUnhideWhenUsed="0" w:defQFormat="0" w:count="376">
     <w:lsdException w:name="Normal" w:uiPriority="0" w:qFormat="1"/>
     <w:lsdException w:name="heading 1" w:uiPriority="9" w:qFormat="1"/>
-    <w:lsdException w:name="heading 2" w:semiHidden="1" w:uiPriority="9" w:unhideWhenUsed="1" w:qFormat="1"/>
-    <w:lsdException w:name="heading 3" w:semiHidden="1" w:uiPriority="9" w:unhideWhenUsed="1" w:qFormat="1"/>
-    <w:lsdException w:name="heading 4" w:semiHidden="1" w:uiPriority="9" w:unhideWhenUsed="1" w:qFormat="1"/>
-    <w:lsdException w:name="heading 5" w:semiHidden="1" w:uiPriority="9" w:unhideWhenUsed="1" w:qFormat="1"/>
-    <w:lsdException w:name="heading 6" w:semiHidden="1" w:uiPriority="9" w:unhideWhenUsed="1" w:qFormat="1"/>
-    <w:lsdException w:name="heading 7" w:semiHidden="1" w:uiPriority="9" w:unhideWhenUsed="1" w:qFormat="1"/>
-    <w:lsdException w:name="heading 8" w:semiHidden="1" w:uiPriority="9" w:unhideWhenUsed="1" w:qFormat="1"/>
-    <w:lsdException w:name="heading 9" w:semiHidden="1" w:uiPriority="9" w:unhideWhenUsed="1" w:qFormat="1"/>
+    <w:lsdException w:name="heading 2" w:uiPriority="9" w:semiHidden="1" w:unhideWhenUsed="1" w:qFormat="1"/>
+    <w:lsdException w:name="heading 3" w:uiPriority="9" w:semiHidden="1" w:unhideWhenUsed="1" w:qFormat="1"/>
+    <w:lsdException w:name="heading 4" w:uiPriority="9" w:semiHidden="1" w:unhideWhenUsed="1" w:qFormat="1"/>
+    <w:lsdException w:name="heading 5" w:uiPriority="9" w:semiHidden="1" w:unhideWhenUsed="1" w:qFormat="1"/>
+    <w:lsdException w:name="heading 6" w:uiPriority="9" w:semiHidden="1" w:unhideWhenUsed="1" w:qFormat="1"/>
+    <w:lsdException w:name="heading 7" w:uiPriority="9" w:semiHidden="1" w:unhideWhenUsed="1" w:qFormat="1"/>
+    <w:lsdException w:name="heading 8" w:uiPriority="9" w:semiHidden="1" w:unhideWhenUsed="1" w:qFormat="1"/>
+    <w:lsdException w:name="heading 9" w:uiPriority="9" w:semiHidden="1" w:unhideWhenUsed="1" w:qFormat="1"/>
     <w:lsdException w:name="index 1" w:semiHidden="1" w:unhideWhenUsed="1"/>
     <w:lsdException w:name="index 2" w:semiHidden="1" w:unhideWhenUsed="1"/>
     <w:lsdException w:name="index 3" w:semiHidden="1" w:unhideWhenUsed="1"/>
@@ -5745,22 +5613,22 @@
     <w:lsdException w:name="index 7" w:semiHidden="1" w:unhideWhenUsed="1"/>
     <w:lsdException w:name="index 8" w:semiHidden="1" w:unhideWhenUsed="1"/>
     <w:lsdException w:name="index 9" w:semiHidden="1" w:unhideWhenUsed="1"/>
-    <w:lsdException w:name="toc 1" w:semiHidden="1" w:uiPriority="39" w:unhideWhenUsed="1"/>
-    <w:lsdException w:name="toc 2" w:semiHidden="1" w:uiPriority="39" w:unhideWhenUsed="1"/>
-    <w:lsdException w:name="toc 3" w:semiHidden="1" w:uiPriority="39" w:unhideWhenUsed="1"/>
-    <w:lsdException w:name="toc 4" w:semiHidden="1" w:uiPriority="39" w:unhideWhenUsed="1"/>
-    <w:lsdException w:name="toc 5" w:semiHidden="1" w:uiPriority="39" w:unhideWhenUsed="1"/>
-    <w:lsdException w:name="toc 6" w:semiHidden="1" w:uiPriority="39" w:unhideWhenUsed="1"/>
-    <w:lsdException w:name="toc 7" w:semiHidden="1" w:uiPriority="39" w:unhideWhenUsed="1"/>
-    <w:lsdException w:name="toc 8" w:semiHidden="1" w:uiPriority="39" w:unhideWhenUsed="1"/>
-    <w:lsdException w:name="toc 9" w:semiHidden="1" w:uiPriority="39" w:unhideWhenUsed="1"/>
+    <w:lsdException w:name="toc 1" w:uiPriority="39" w:semiHidden="1" w:unhideWhenUsed="1"/>
+    <w:lsdException w:name="toc 2" w:uiPriority="39" w:semiHidden="1" w:unhideWhenUsed="1"/>
+    <w:lsdException w:name="toc 3" w:uiPriority="39" w:semiHidden="1" w:unhideWhenUsed="1"/>
+    <w:lsdException w:name="toc 4" w:uiPriority="39" w:semiHidden="1" w:unhideWhenUsed="1"/>
+    <w:lsdException w:name="toc 5" w:uiPriority="39" w:semiHidden="1" w:unhideWhenUsed="1"/>
+    <w:lsdException w:name="toc 6" w:uiPriority="39" w:semiHidden="1" w:unhideWhenUsed="1"/>
+    <w:lsdException w:name="toc 7" w:uiPriority="39" w:semiHidden="1" w:unhideWhenUsed="1"/>
+    <w:lsdException w:name="toc 8" w:uiPriority="39" w:semiHidden="1" w:unhideWhenUsed="1"/>
+    <w:lsdException w:name="toc 9" w:uiPriority="39" w:semiHidden="1" w:unhideWhenUsed="1"/>
     <w:lsdException w:name="Normal Indent" w:semiHidden="1" w:unhideWhenUsed="1"/>
     <w:lsdException w:name="footnote text" w:semiHidden="1" w:unhideWhenUsed="1"/>
     <w:lsdException w:name="annotation text" w:semiHidden="1" w:unhideWhenUsed="1"/>
     <w:lsdException w:name="header" w:semiHidden="1" w:unhideWhenUsed="1"/>
     <w:lsdException w:name="footer" w:semiHidden="1" w:unhideWhenUsed="1"/>
     <w:lsdException w:name="index heading" w:semiHidden="1" w:unhideWhenUsed="1"/>
-    <w:lsdException w:name="caption" w:semiHidden="1" w:uiPriority="35" w:unhideWhenUsed="1" w:qFormat="1"/>
+    <w:lsdException w:name="caption" w:uiPriority="35" w:semiHidden="1" w:unhideWhenUsed="1" w:qFormat="1"/>
     <w:lsdException w:name="table of figures" w:semiHidden="1" w:unhideWhenUsed="1"/>
     <w:lsdException w:name="envelope address" w:semiHidden="1" w:unhideWhenUsed="1"/>
     <w:lsdException w:name="envelope return" w:semiHidden="1" w:unhideWhenUsed="1"/>
@@ -5791,7 +5659,7 @@
     <w:lsdException w:name="Title" w:uiPriority="10" w:qFormat="1"/>
     <w:lsdException w:name="Closing" w:semiHidden="1" w:unhideWhenUsed="1"/>
     <w:lsdException w:name="Signature" w:semiHidden="1" w:unhideWhenUsed="1"/>
-    <w:lsdException w:name="Default Paragraph Font" w:semiHidden="1" w:uiPriority="1" w:unhideWhenUsed="1"/>
+    <w:lsdException w:name="Default Paragraph Font" w:uiPriority="1" w:semiHidden="1" w:unhideWhenUsed="1"/>
     <w:lsdException w:name="Body Text" w:semiHidden="1" w:unhideWhenUsed="1"/>
     <w:lsdException w:name="Body Text Indent" w:semiHidden="1" w:unhideWhenUsed="1"/>
     <w:lsdException w:name="List Continue" w:semiHidden="1" w:unhideWhenUsed="1"/>
@@ -5991,8 +5859,8 @@
     <w:lsdException w:name="Subtle Reference" w:uiPriority="31" w:qFormat="1"/>
     <w:lsdException w:name="Intense Reference" w:uiPriority="32" w:qFormat="1"/>
     <w:lsdException w:name="Book Title" w:uiPriority="33" w:qFormat="1"/>
-    <w:lsdException w:name="Bibliography" w:semiHidden="1" w:uiPriority="37" w:unhideWhenUsed="1"/>
-    <w:lsdException w:name="TOC Heading" w:semiHidden="1" w:uiPriority="39" w:unhideWhenUsed="1" w:qFormat="1"/>
+    <w:lsdException w:name="Bibliography" w:uiPriority="37" w:semiHidden="1" w:unhideWhenUsed="1"/>
+    <w:lsdException w:name="TOC Heading" w:uiPriority="39" w:semiHidden="1" w:unhideWhenUsed="1" w:qFormat="1"/>
     <w:lsdException w:name="Plain Table 1" w:uiPriority="41"/>
     <w:lsdException w:name="Plain Table 2" w:uiPriority="42"/>
     <w:lsdException w:name="Plain Table 3" w:uiPriority="43"/>
@@ -6103,7 +5971,7 @@
     <w:lsdException w:name="Unresolved Mention" w:semiHidden="1" w:unhideWhenUsed="1"/>
     <w:lsdException w:name="Smart Link" w:semiHidden="1" w:unhideWhenUsed="1"/>
   </w:latentStyles>
-  <w:style w:type="paragraph" w:default="1" w:styleId="Normal">
+  <w:style w:type="paragraph" w:styleId="Normal" w:default="1">
     <w:name w:val="Normal"/>
     <w:qFormat/>
     <w:rsid w:val="00C6226B"/>
@@ -6111,7 +5979,7 @@
       <w:spacing w:after="0" w:line="240" w:lineRule="auto"/>
     </w:pPr>
     <w:rPr>
-      <w:rFonts w:ascii="Times New Roman" w:eastAsia="Times New Roman" w:hAnsi="Times New Roman" w:cs="Times New Roman"/>
+      <w:rFonts w:ascii="Times New Roman" w:hAnsi="Times New Roman" w:eastAsia="Times New Roman" w:cs="Times New Roman"/>
       <w:kern w:val="0"/>
       <w:lang w:eastAsia="en-IN"/>
       <w14:ligatures w14:val="none"/>
@@ -6132,7 +6000,7 @@
       <w:outlineLvl w:val="0"/>
     </w:pPr>
     <w:rPr>
-      <w:rFonts w:asciiTheme="majorHAnsi" w:eastAsiaTheme="majorEastAsia" w:hAnsiTheme="majorHAnsi" w:cstheme="majorBidi"/>
+      <w:rFonts w:asciiTheme="majorHAnsi" w:hAnsiTheme="majorHAnsi" w:eastAsiaTheme="majorEastAsia" w:cstheme="majorBidi"/>
       <w:color w:val="0F4761" w:themeColor="accent1" w:themeShade="BF"/>
       <w:sz w:val="40"/>
       <w:szCs w:val="40"/>
@@ -6155,7 +6023,7 @@
       <w:outlineLvl w:val="1"/>
     </w:pPr>
     <w:rPr>
-      <w:rFonts w:asciiTheme="majorHAnsi" w:eastAsiaTheme="majorEastAsia" w:hAnsiTheme="majorHAnsi" w:cstheme="majorBidi"/>
+      <w:rFonts w:asciiTheme="majorHAnsi" w:hAnsiTheme="majorHAnsi" w:eastAsiaTheme="majorEastAsia" w:cstheme="majorBidi"/>
       <w:color w:val="0F4761" w:themeColor="accent1" w:themeShade="BF"/>
       <w:sz w:val="32"/>
       <w:szCs w:val="32"/>
@@ -6314,13 +6182,13 @@
       <w:color w:val="272727" w:themeColor="text1" w:themeTint="D8"/>
     </w:rPr>
   </w:style>
-  <w:style w:type="character" w:default="1" w:styleId="DefaultParagraphFont">
+  <w:style w:type="character" w:styleId="DefaultParagraphFont" w:default="1">
     <w:name w:val="Default Paragraph Font"/>
     <w:uiPriority w:val="1"/>
     <w:semiHidden/>
     <w:unhideWhenUsed/>
   </w:style>
-  <w:style w:type="table" w:default="1" w:styleId="TableNormal">
+  <w:style w:type="table" w:styleId="TableNormal" w:default="1">
     <w:name w:val="Normal Table"/>
     <w:uiPriority w:val="99"/>
     <w:semiHidden/>
@@ -6335,26 +6203,26 @@
       </w:tblCellMar>
     </w:tblPr>
   </w:style>
-  <w:style w:type="numbering" w:default="1" w:styleId="NoList">
+  <w:style w:type="numbering" w:styleId="NoList" w:default="1">
     <w:name w:val="No List"/>
     <w:uiPriority w:val="99"/>
     <w:semiHidden/>
     <w:unhideWhenUsed/>
   </w:style>
-  <w:style w:type="character" w:customStyle="1" w:styleId="Heading1Char">
+  <w:style w:type="character" w:styleId="Heading1Char" w:customStyle="1">
     <w:name w:val="Heading 1 Char"/>
     <w:basedOn w:val="DefaultParagraphFont"/>
     <w:link w:val="Heading1"/>
     <w:uiPriority w:val="9"/>
     <w:rsid w:val="00C6226B"/>
     <w:rPr>
-      <w:rFonts w:asciiTheme="majorHAnsi" w:eastAsiaTheme="majorEastAsia" w:hAnsiTheme="majorHAnsi" w:cstheme="majorBidi"/>
+      <w:rFonts w:asciiTheme="majorHAnsi" w:hAnsiTheme="majorHAnsi" w:eastAsiaTheme="majorEastAsia" w:cstheme="majorBidi"/>
       <w:color w:val="0F4761" w:themeColor="accent1" w:themeShade="BF"/>
       <w:sz w:val="40"/>
       <w:szCs w:val="40"/>
     </w:rPr>
   </w:style>
-  <w:style w:type="character" w:customStyle="1" w:styleId="Heading2Char">
+  <w:style w:type="character" w:styleId="Heading2Char" w:customStyle="1">
     <w:name w:val="Heading 2 Char"/>
     <w:basedOn w:val="DefaultParagraphFont"/>
     <w:link w:val="Heading2"/>
@@ -6362,13 +6230,13 @@
     <w:semiHidden/>
     <w:rsid w:val="00C6226B"/>
     <w:rPr>
-      <w:rFonts w:asciiTheme="majorHAnsi" w:eastAsiaTheme="majorEastAsia" w:hAnsiTheme="majorHAnsi" w:cstheme="majorBidi"/>
+      <w:rFonts w:asciiTheme="majorHAnsi" w:hAnsiTheme="majorHAnsi" w:eastAsiaTheme="majorEastAsia" w:cstheme="majorBidi"/>
       <w:color w:val="0F4761" w:themeColor="accent1" w:themeShade="BF"/>
       <w:sz w:val="32"/>
       <w:szCs w:val="32"/>
     </w:rPr>
   </w:style>
-  <w:style w:type="character" w:customStyle="1" w:styleId="Heading3Char">
+  <w:style w:type="character" w:styleId="Heading3Char" w:customStyle="1">
     <w:name w:val="Heading 3 Char"/>
     <w:basedOn w:val="DefaultParagraphFont"/>
     <w:link w:val="Heading3"/>
@@ -6382,7 +6250,7 @@
       <w:szCs w:val="28"/>
     </w:rPr>
   </w:style>
-  <w:style w:type="character" w:customStyle="1" w:styleId="Heading4Char">
+  <w:style w:type="character" w:styleId="Heading4Char" w:customStyle="1">
     <w:name w:val="Heading 4 Char"/>
     <w:basedOn w:val="DefaultParagraphFont"/>
     <w:link w:val="Heading4"/>
@@ -6396,7 +6264,7 @@
       <w:color w:val="0F4761" w:themeColor="accent1" w:themeShade="BF"/>
     </w:rPr>
   </w:style>
-  <w:style w:type="character" w:customStyle="1" w:styleId="Heading5Char">
+  <w:style w:type="character" w:styleId="Heading5Char" w:customStyle="1">
     <w:name w:val="Heading 5 Char"/>
     <w:basedOn w:val="DefaultParagraphFont"/>
     <w:link w:val="Heading5"/>
@@ -6408,7 +6276,7 @@
       <w:color w:val="0F4761" w:themeColor="accent1" w:themeShade="BF"/>
     </w:rPr>
   </w:style>
-  <w:style w:type="character" w:customStyle="1" w:styleId="Heading6Char">
+  <w:style w:type="character" w:styleId="Heading6Char" w:customStyle="1">
     <w:name w:val="Heading 6 Char"/>
     <w:basedOn w:val="DefaultParagraphFont"/>
     <w:link w:val="Heading6"/>
@@ -6422,7 +6290,7 @@
       <w:color w:val="595959" w:themeColor="text1" w:themeTint="A6"/>
     </w:rPr>
   </w:style>
-  <w:style w:type="character" w:customStyle="1" w:styleId="Heading7Char">
+  <w:style w:type="character" w:styleId="Heading7Char" w:customStyle="1">
     <w:name w:val="Heading 7 Char"/>
     <w:basedOn w:val="DefaultParagraphFont"/>
     <w:link w:val="Heading7"/>
@@ -6434,7 +6302,7 @@
       <w:color w:val="595959" w:themeColor="text1" w:themeTint="A6"/>
     </w:rPr>
   </w:style>
-  <w:style w:type="character" w:customStyle="1" w:styleId="Heading8Char">
+  <w:style w:type="character" w:styleId="Heading8Char" w:customStyle="1">
     <w:name w:val="Heading 8 Char"/>
     <w:basedOn w:val="DefaultParagraphFont"/>
     <w:link w:val="Heading8"/>
@@ -6448,7 +6316,7 @@
       <w:color w:val="272727" w:themeColor="text1" w:themeTint="D8"/>
     </w:rPr>
   </w:style>
-  <w:style w:type="character" w:customStyle="1" w:styleId="Heading9Char">
+  <w:style w:type="character" w:styleId="Heading9Char" w:customStyle="1">
     <w:name w:val="Heading 9 Char"/>
     <w:basedOn w:val="DefaultParagraphFont"/>
     <w:link w:val="Heading9"/>
@@ -6473,21 +6341,21 @@
       <w:contextualSpacing/>
     </w:pPr>
     <w:rPr>
-      <w:rFonts w:asciiTheme="majorHAnsi" w:eastAsiaTheme="majorEastAsia" w:hAnsiTheme="majorHAnsi" w:cstheme="majorBidi"/>
+      <w:rFonts w:asciiTheme="majorHAnsi" w:hAnsiTheme="majorHAnsi" w:eastAsiaTheme="majorEastAsia" w:cstheme="majorBidi"/>
       <w:spacing w:val="-10"/>
       <w:kern w:val="28"/>
       <w:sz w:val="56"/>
       <w:szCs w:val="56"/>
     </w:rPr>
   </w:style>
-  <w:style w:type="character" w:customStyle="1" w:styleId="TitleChar">
+  <w:style w:type="character" w:styleId="TitleChar" w:customStyle="1">
     <w:name w:val="Title Char"/>
     <w:basedOn w:val="DefaultParagraphFont"/>
     <w:link w:val="Title"/>
     <w:uiPriority w:val="10"/>
     <w:rsid w:val="00C6226B"/>
     <w:rPr>
-      <w:rFonts w:asciiTheme="majorHAnsi" w:eastAsiaTheme="majorEastAsia" w:hAnsiTheme="majorHAnsi" w:cstheme="majorBidi"/>
+      <w:rFonts w:asciiTheme="majorHAnsi" w:hAnsiTheme="majorHAnsi" w:eastAsiaTheme="majorEastAsia" w:cstheme="majorBidi"/>
       <w:spacing w:val="-10"/>
       <w:kern w:val="28"/>
       <w:sz w:val="56"/>
@@ -6515,7 +6383,7 @@
       <w:szCs w:val="28"/>
     </w:rPr>
   </w:style>
-  <w:style w:type="character" w:customStyle="1" w:styleId="SubtitleChar">
+  <w:style w:type="character" w:styleId="SubtitleChar" w:customStyle="1">
     <w:name w:val="Subtitle Char"/>
     <w:basedOn w:val="DefaultParagraphFont"/>
     <w:link w:val="Subtitle"/>
@@ -6547,7 +6415,7 @@
       <w:color w:val="404040" w:themeColor="text1" w:themeTint="BF"/>
     </w:rPr>
   </w:style>
-  <w:style w:type="character" w:customStyle="1" w:styleId="QuoteChar">
+  <w:style w:type="character" w:styleId="QuoteChar" w:customStyle="1">
     <w:name w:val="Quote Char"/>
     <w:basedOn w:val="DefaultParagraphFont"/>
     <w:link w:val="Quote"/>
@@ -6592,8 +6460,8 @@
     <w:rsid w:val="00C6226B"/>
     <w:pPr>
       <w:pBdr>
-        <w:top w:val="single" w:sz="4" w:space="10" w:color="0F4761" w:themeColor="accent1" w:themeShade="BF"/>
-        <w:bottom w:val="single" w:sz="4" w:space="10" w:color="0F4761" w:themeColor="accent1" w:themeShade="BF"/>
+        <w:top w:val="single" w:color="0F4761" w:themeColor="accent1" w:themeShade="BF" w:sz="4" w:space="10"/>
+        <w:bottom w:val="single" w:color="0F4761" w:themeColor="accent1" w:themeShade="BF" w:sz="4" w:space="10"/>
       </w:pBdr>
       <w:spacing w:before="360" w:after="360"/>
       <w:ind w:left="864" w:right="864"/>
@@ -6605,7 +6473,7 @@
       <w:color w:val="0F4761" w:themeColor="accent1" w:themeShade="BF"/>
     </w:rPr>
   </w:style>
-  <w:style w:type="character" w:customStyle="1" w:styleId="IntenseQuoteChar">
+  <w:style w:type="character" w:styleId="IntenseQuoteChar" w:customStyle="1">
     <w:name w:val="Intense Quote Char"/>
     <w:basedOn w:val="DefaultParagraphFont"/>
     <w:link w:val="IntenseQuote"/>
@@ -6645,14 +6513,14 @@
       </w:tabs>
     </w:pPr>
   </w:style>
-  <w:style w:type="character" w:customStyle="1" w:styleId="HeaderChar">
+  <w:style w:type="character" w:styleId="HeaderChar" w:customStyle="1">
     <w:name w:val="Header Char"/>
     <w:basedOn w:val="DefaultParagraphFont"/>
     <w:link w:val="Header"/>
     <w:uiPriority w:val="99"/>
     <w:rsid w:val="00CB31C3"/>
     <w:rPr>
-      <w:rFonts w:ascii="Times New Roman" w:eastAsia="Times New Roman" w:hAnsi="Times New Roman" w:cs="Times New Roman"/>
+      <w:rFonts w:ascii="Times New Roman" w:hAnsi="Times New Roman" w:eastAsia="Times New Roman" w:cs="Times New Roman"/>
       <w:kern w:val="0"/>
       <w:lang w:eastAsia="en-IN"/>
       <w14:ligatures w14:val="none"/>
@@ -6672,24 +6540,50 @@
       </w:tabs>
     </w:pPr>
   </w:style>
-  <w:style w:type="character" w:customStyle="1" w:styleId="FooterChar">
+  <w:style w:type="character" w:styleId="FooterChar" w:customStyle="1">
     <w:name w:val="Footer Char"/>
     <w:basedOn w:val="DefaultParagraphFont"/>
     <w:link w:val="Footer"/>
     <w:uiPriority w:val="99"/>
     <w:rsid w:val="00CB31C3"/>
     <w:rPr>
-      <w:rFonts w:ascii="Times New Roman" w:eastAsia="Times New Roman" w:hAnsi="Times New Roman" w:cs="Times New Roman"/>
+      <w:rFonts w:ascii="Times New Roman" w:hAnsi="Times New Roman" w:eastAsia="Times New Roman" w:cs="Times New Roman"/>
       <w:kern w:val="0"/>
       <w:lang w:eastAsia="en-IN"/>
       <w14:ligatures w14:val="none"/>
     </w:rPr>
   </w:style>
+  <w:style xmlns:w="http://schemas.openxmlformats.org/wordprocessingml/2006/main" w:type="table" w:styleId="TableGrid">
+    <w:name xmlns:w="http://schemas.openxmlformats.org/wordprocessingml/2006/main" w:val="Table Grid"/>
+    <w:basedOn xmlns:w="http://schemas.openxmlformats.org/wordprocessingml/2006/main" w:val="TableNormal"/>
+    <w:uiPriority xmlns:w="http://schemas.openxmlformats.org/wordprocessingml/2006/main" w:val="59"/>
+    <w:rsid xmlns:w="http://schemas.openxmlformats.org/wordprocessingml/2006/main" w:val="00FB4123"/>
+    <w:pPr xmlns:w="http://schemas.openxmlformats.org/wordprocessingml/2006/main">
+      <w:spacing w:after="0" w:line="240" w:lineRule="auto"/>
+    </w:pPr>
+    <w:tblPr xmlns:w="http://schemas.openxmlformats.org/wordprocessingml/2006/main">
+      <w:tblInd w:w="0" w:type="dxa"/>
+      <w:tblBorders>
+        <w:top w:val="single" w:color="000000" w:themeColor="text1" w:sz="4" w:space="0"/>
+        <w:left w:val="single" w:color="000000" w:themeColor="text1" w:sz="4" w:space="0"/>
+        <w:bottom w:val="single" w:color="000000" w:themeColor="text1" w:sz="4" w:space="0"/>
+        <w:right w:val="single" w:color="000000" w:themeColor="text1" w:sz="4" w:space="0"/>
+        <w:insideH w:val="single" w:color="000000" w:themeColor="text1" w:sz="4" w:space="0"/>
+        <w:insideV w:val="single" w:color="000000" w:themeColor="text1" w:sz="4" w:space="0"/>
+      </w:tblBorders>
+      <w:tblCellMar>
+        <w:top w:w="0" w:type="dxa"/>
+        <w:left w:w="108" w:type="dxa"/>
+        <w:bottom w:w="0" w:type="dxa"/>
+        <w:right w:w="108" w:type="dxa"/>
+      </w:tblCellMar>
+    </w:tblPr>
+  </w:style>
 </w:styles>
 </file>
 
 <file path=word/theme/theme1.xml><?xml version="1.0" encoding="utf-8"?>
-<a:theme xmlns:a="http://schemas.openxmlformats.org/drawingml/2006/main" name="Office Theme">
+<a:theme xmlns:a="http://schemas.openxmlformats.org/drawingml/2006/main" xmlns:thm15="http://schemas.microsoft.com/office/thememl/2012/main" name="Office Theme">
   <a:themeElements>
     <a:clrScheme name="Office">
       <a:dk1>
